--- a/docs/gatwick-capital-stack-gip-financing-scenario.docx
+++ b/docs/gatwick-capital-stack-gip-financing-scenario.docx
@@ -78,6 +78,35 @@
           <w:szCs w:val="20"/>
         </w:rPr>
         <w:t xml:space="preserve">This document is a hypothetical variant of the Rev.2 Gatwick worked example. The actual Gatwick structure has a MidCo (GAF plc) with a £475m 6% 2030 bond that ranks above the shareholders and is effectively backed by both shareholders’ stakes pro-rata. In this variant we assume the £475m debt sits instead at a GIP-specific holding vehicle and is secured only on GIP’s 49.99% shareholding. VINCI’s 50.01% stake is unencumbered. This is a common pattern for shareholder-level NAV financings.</w:t>
+      </w:r>
+    </w:p>
+    <w:p>
+      <w:pPr>
+        <w:pBdr>
+          <w:top w:val="single" w:color="D65454" w:sz="6" w:space="4"/>
+          <w:bottom w:val="single" w:color="D65454" w:sz="6" w:space="4"/>
+        </w:pBdr>
+        <w:shd w:fill="FDEDEE" w:val="clear"/>
+        <w:spacing w:after="120" w:before="80"/>
+      </w:pPr>
+      <w:r>
+        <w:rPr>
+          <w:rFonts w:ascii="Arial" w:cs="Arial" w:eastAsia="Arial" w:hAnsi="Arial"/>
+          <w:b/>
+          <w:bCs/>
+          <w:color w:val="D65454"/>
+          <w:sz w:val="20"/>
+          <w:szCs w:val="20"/>
+        </w:rPr>
+        <w:t xml:space="preserve">Rev.2 of this scenario: </w:t>
+      </w:r>
+      <w:r>
+        <w:rPr>
+          <w:rFonts w:ascii="Arial" w:cs="Arial" w:eastAsia="Arial" w:hAnsi="Arial"/>
+          <w:sz w:val="20"/>
+          <w:szCs w:val="20"/>
+        </w:rPr>
+        <w:t xml:space="preserve">v1 stated that consolidated leverage was unchanged from the senior-only case. That is only true of the legal / CTA-consolidated view. Economically the facility has to be serviced from GIP’s 49.99% of distributions, so Gatwick has to distribute £2 to put £1 in GIP’s hands. Grossed up, this £475m behaves like a £950m consolidated group facility, lifting the consolidated-equivalent leverage from 5.89× to 7.56×. See Section 7 for the full gearing analysis.</w:t>
       </w:r>
     </w:p>
     <w:p>
@@ -4338,7 +4367,7 @@
                 <w:sz w:val="19"/>
                 <w:szCs w:val="19"/>
               </w:rPr>
-              <w:t xml:space="preserve">Deal (consolidated group)</w:t>
+              <w:t xml:space="preserve">Deal (CTA-consolidated)</w:t>
             </w:r>
           </w:p>
         </w:tc>
@@ -4510,7 +4539,7 @@
                 <w:sz w:val="20"/>
                 <w:szCs w:val="20"/>
               </w:rPr>
-              <w:t xml:space="preserve">Consolidated LTV (group debt only)</w:t>
+              <w:t xml:space="preserve">Consolidated LTV (CTA group debt)</w:t>
             </w:r>
           </w:p>
         </w:tc>
@@ -4716,7 +4745,7 @@
                 <w:sz w:val="20"/>
                 <w:szCs w:val="20"/>
               </w:rPr>
-              <w:t xml:space="preserve">GIP HoldCo debt counted in group leverage?</w:t>
+              <w:t xml:space="preserve">GIP HoldCo debt in CTA leverage?</w:t>
             </w:r>
           </w:p>
         </w:tc>
@@ -4750,7 +4779,7 @@
                 <w:sz w:val="20"/>
                 <w:szCs w:val="20"/>
               </w:rPr>
-              <w:t xml:space="preserve">No — outside CTA</w:t>
+              <w:t xml:space="preserve">No — outside ring-fence</w:t>
             </w:r>
           </w:p>
         </w:tc>
@@ -4922,7 +4951,7 @@
                 <w:sz w:val="20"/>
                 <w:szCs w:val="20"/>
               </w:rPr>
-              <w:t xml:space="preserve">Subordinated cushion below us (consolidated group)</w:t>
+              <w:t xml:space="preserve">Subordinated cushion (within CTA group)</w:t>
             </w:r>
           </w:p>
         </w:tc>
@@ -4990,7 +5019,7 @@
                 <w:sz w:val="20"/>
                 <w:szCs w:val="20"/>
               </w:rPr>
-              <w:t xml:space="preserve">£0 — no MidCo debt in CTA chain</w:t>
+              <w:t xml:space="preserve">£0 — no MidCo debt in CTA</w:t>
             </w:r>
           </w:p>
         </w:tc>
@@ -5025,7 +5054,7 @@
                 <w:sz w:val="20"/>
                 <w:szCs w:val="20"/>
               </w:rPr>
-              <w:t xml:space="preserve">Shareholder-level debt on GIP stake (separate claim pool)</w:t>
+              <w:t xml:space="preserve">Shareholder-level debt on GIP stake</w:t>
             </w:r>
           </w:p>
         </w:tc>
@@ -5059,7 +5088,7 @@
                 <w:sz w:val="20"/>
                 <w:szCs w:val="20"/>
               </w:rPr>
-              <w:t xml:space="preserve">£475m</w:t>
+              <w:t xml:space="preserve">£475m (parallel claim)</w:t>
             </w:r>
           </w:p>
         </w:tc>
@@ -5093,7 +5122,7 @@
                 <w:sz w:val="20"/>
                 <w:szCs w:val="20"/>
               </w:rPr>
-              <w:t xml:space="preserve">Does not reduce our cushion; acts as change-of-control risk</w:t>
+              <w:t xml:space="preserve">See grossed-up view below</w:t>
             </w:r>
           </w:p>
         </w:tc>
@@ -5435,267 +5464,7 @@
           <w:sz w:val="26"/>
           <w:szCs w:val="26"/>
         </w:rPr>
-        <w:t xml:space="preserve">7. Visual stack summary</w:t>
-      </w:r>
-    </w:p>
-    <w:p>
-      <w:pPr>
-        <w:spacing w:after="40"/>
-      </w:pPr>
-      <w:r>
-        <w:rPr>
-          <w:rFonts w:ascii="Consolas" w:cs="Consolas" w:eastAsia="Consolas" w:hAnsi="Consolas"/>
-          <w:sz w:val="18"/>
-          <w:szCs w:val="18"/>
-        </w:rPr>
-        <w:t xml:space="preserve">┏━━━━━━━━━━━━━━━━━━━━━━━━━━━━━━━━━━━━━━━━━┓        ┏━━━━━━━━━━━━━━━━━━┓</w:t>
-      </w:r>
-    </w:p>
-    <w:p>
-      <w:pPr>
-        <w:spacing w:after="40"/>
-      </w:pPr>
-      <w:r>
-        <w:rPr>
-          <w:rFonts w:ascii="Consolas" w:cs="Consolas" w:eastAsia="Consolas" w:hAnsi="Consolas"/>
-          <w:sz w:val="18"/>
-          <w:szCs w:val="18"/>
-        </w:rPr>
-        <w:t xml:space="preserve">┃ VINCI (50.01%)                        ┃        ┃ GIP (49.99%)      ┃</w:t>
-      </w:r>
-    </w:p>
-    <w:p>
-      <w:pPr>
-        <w:spacing w:after="40"/>
-      </w:pPr>
-      <w:r>
-        <w:rPr>
-          <w:rFonts w:ascii="Consolas" w:cs="Consolas" w:eastAsia="Consolas" w:hAnsi="Consolas"/>
-          <w:sz w:val="18"/>
-          <w:szCs w:val="18"/>
-        </w:rPr>
-        <w:t xml:space="preserve">┃   Unencumbered equity          £1,568m ┃        ┃   Net equity       ┃</w:t>
-      </w:r>
-    </w:p>
-    <w:p>
-      <w:pPr>
-        <w:spacing w:after="40"/>
-      </w:pPr>
-      <w:r>
-        <w:rPr>
-          <w:rFonts w:ascii="Consolas" w:cs="Consolas" w:eastAsia="Consolas" w:hAnsi="Consolas"/>
-          <w:sz w:val="18"/>
-          <w:szCs w:val="18"/>
-        </w:rPr>
-        <w:t xml:space="preserve">┃                                       ┃        ┃            £1,092m ┃</w:t>
-      </w:r>
-    </w:p>
-    <w:p>
-      <w:pPr>
-        <w:spacing w:after="40"/>
-      </w:pPr>
-      <w:r>
-        <w:rPr>
-          <w:rFonts w:ascii="Consolas" w:cs="Consolas" w:eastAsia="Consolas" w:hAnsi="Consolas"/>
-          <w:sz w:val="18"/>
-          <w:szCs w:val="18"/>
-        </w:rPr>
-        <w:t xml:space="preserve">┃                                       ┃        ┣━━━━━━━━━━━━━━━━━━┫</w:t>
-      </w:r>
-    </w:p>
-    <w:p>
-      <w:pPr>
-        <w:spacing w:after="40"/>
-      </w:pPr>
-      <w:r>
-        <w:rPr>
-          <w:rFonts w:ascii="Consolas" w:cs="Consolas" w:eastAsia="Consolas" w:hAnsi="Consolas"/>
-          <w:sz w:val="18"/>
-          <w:szCs w:val="18"/>
-        </w:rPr>
-        <w:t xml:space="preserve">┃                                       ┃        ┃ GIP NAV £475m bond ┃  ← parallel</w:t>
-      </w:r>
-    </w:p>
-    <w:p>
-      <w:pPr>
-        <w:spacing w:after="40"/>
-      </w:pPr>
-      <w:r>
-        <w:rPr>
-          <w:rFonts w:ascii="Consolas" w:cs="Consolas" w:eastAsia="Consolas" w:hAnsi="Consolas"/>
-          <w:sz w:val="18"/>
-          <w:szCs w:val="18"/>
-        </w:rPr>
-        <w:t xml:space="preserve">┃                                       ┃        ┃ (secured on GIP   ┃      claim</w:t>
-      </w:r>
-    </w:p>
-    <w:p>
-      <w:pPr>
-        <w:spacing w:after="40"/>
-      </w:pPr>
-      <w:r>
-        <w:rPr>
-          <w:rFonts w:ascii="Consolas" w:cs="Consolas" w:eastAsia="Consolas" w:hAnsi="Consolas"/>
-          <w:sz w:val="18"/>
-          <w:szCs w:val="18"/>
-        </w:rPr>
-        <w:t xml:space="preserve">┃                                       ┃        ┃  shares only)     ┃      (not in CTA)</w:t>
-      </w:r>
-    </w:p>
-    <w:p>
-      <w:pPr>
-        <w:spacing w:after="40"/>
-      </w:pPr>
-      <w:r>
-        <w:rPr>
-          <w:rFonts w:ascii="Consolas" w:cs="Consolas" w:eastAsia="Consolas" w:hAnsi="Consolas"/>
-          <w:sz w:val="18"/>
-          <w:szCs w:val="18"/>
-        </w:rPr>
-        <w:t xml:space="preserve">┗━━━━━━━━━━━━━━━━━━━━━━━━━━━━━━━━━━━━━━━━━┛        ┗━━━━━━━━━━━━━━━━━━┛</w:t>
-      </w:r>
-    </w:p>
-    <w:p>
-      <w:pPr>
-        <w:spacing w:after="40"/>
-      </w:pPr>
-      <w:r>
-        <w:rPr>
-          <w:rFonts w:ascii="Consolas" w:cs="Consolas" w:eastAsia="Consolas" w:hAnsi="Consolas"/>
-          <w:sz w:val="18"/>
-          <w:szCs w:val="18"/>
-        </w:rPr>
-        <w:t xml:space="preserve">                 └───────────┬─────────────────────────────┘</w:t>
-      </w:r>
-    </w:p>
-    <w:p>
-      <w:pPr>
-        <w:spacing w:after="40"/>
-      </w:pPr>
-      <w:r>
-        <w:rPr>
-          <w:rFonts w:ascii="Consolas" w:cs="Consolas" w:eastAsia="Consolas" w:hAnsi="Consolas"/>
-          <w:sz w:val="18"/>
-          <w:szCs w:val="18"/>
-        </w:rPr>
-        <w:t xml:space="preserve">                            ▼</w:t>
-      </w:r>
-    </w:p>
-    <w:p>
-      <w:pPr>
-        <w:spacing w:after="40"/>
-      </w:pPr>
-      <w:r>
-        <w:rPr>
-          <w:rFonts w:ascii="Consolas" w:cs="Consolas" w:eastAsia="Consolas" w:hAnsi="Consolas"/>
-          <w:sz w:val="18"/>
-          <w:szCs w:val="18"/>
-        </w:rPr>
-        <w:t xml:space="preserve">                 ┏━━━━━━━━━━━━━━━━━━━━━━━━━━━━━━━━━━┓</w:t>
-      </w:r>
-    </w:p>
-    <w:p>
-      <w:pPr>
-        <w:spacing w:after="40"/>
-      </w:pPr>
-      <w:r>
-        <w:rPr>
-          <w:rFonts w:ascii="Consolas" w:cs="Consolas" w:eastAsia="Consolas" w:hAnsi="Consolas"/>
-          <w:sz w:val="18"/>
-          <w:szCs w:val="18"/>
-        </w:rPr>
-        <w:t xml:space="preserve">                 ┃ GAF MidCo (pass-through, no external debt)   ┃</w:t>
-      </w:r>
-    </w:p>
-    <w:p>
-      <w:pPr>
-        <w:spacing w:after="40"/>
-      </w:pPr>
-      <w:r>
-        <w:rPr>
-          <w:rFonts w:ascii="Consolas" w:cs="Consolas" w:eastAsia="Consolas" w:hAnsi="Consolas"/>
-          <w:sz w:val="18"/>
-          <w:szCs w:val="18"/>
-        </w:rPr>
-        <w:t xml:space="preserve">                 ┣━━━━━━━━━━━━━━━━━━━━━━━━━━━━━━━━━━┫</w:t>
-      </w:r>
-    </w:p>
-    <w:p>
-      <w:pPr>
-        <w:spacing w:after="40"/>
-      </w:pPr>
-      <w:r>
-        <w:rPr>
-          <w:rFonts w:ascii="Consolas" w:cs="Consolas" w:eastAsia="Consolas" w:hAnsi="Consolas"/>
-          <w:sz w:val="18"/>
-          <w:szCs w:val="18"/>
-        </w:rPr>
-        <w:t xml:space="preserve">                 ┃ Ivy Holdco  (BidCo, pass-through)             ┃</w:t>
-      </w:r>
-    </w:p>
-    <w:p>
-      <w:pPr>
-        <w:spacing w:after="40"/>
-      </w:pPr>
-      <w:r>
-        <w:rPr>
-          <w:rFonts w:ascii="Consolas" w:cs="Consolas" w:eastAsia="Consolas" w:hAnsi="Consolas"/>
-          <w:sz w:val="18"/>
-          <w:szCs w:val="18"/>
-        </w:rPr>
-        <w:t xml:space="preserve">                 ┣━━━━━━━━━━━━━━━━━━━━━━━━━━━━━━━━━━┫</w:t>
-      </w:r>
-    </w:p>
-    <w:p>
-      <w:pPr>
-        <w:spacing w:after="40"/>
-      </w:pPr>
-      <w:r>
-        <w:rPr>
-          <w:rFonts w:ascii="Consolas" w:cs="Consolas" w:eastAsia="Consolas" w:hAnsi="Consolas"/>
-          <w:sz w:val="18"/>
-          <w:szCs w:val="18"/>
-        </w:rPr>
-        <w:t xml:space="preserve">                 ┃ OPCO / ISSUER  (CTA ring-fence)               ┃</w:t>
-      </w:r>
-    </w:p>
-    <w:p>
-      <w:pPr>
-        <w:spacing w:after="40"/>
-      </w:pPr>
-      <w:r>
-        <w:rPr>
-          <w:rFonts w:ascii="Consolas" w:cs="Consolas" w:eastAsia="Consolas" w:hAnsi="Consolas"/>
-          <w:sz w:val="18"/>
-          <w:szCs w:val="18"/>
-        </w:rPr>
-        <w:t xml:space="preserve">                 ┃   Class A bonds  £3,365m  Rank 1 (our £125m) ┃</w:t>
-      </w:r>
-    </w:p>
-    <w:p>
-      <w:pPr>
-        <w:spacing w:after="40"/>
-      </w:pPr>
-      <w:r>
-        <w:rPr>
-          <w:rFonts w:ascii="Consolas" w:cs="Consolas" w:eastAsia="Consolas" w:hAnsi="Consolas"/>
-          <w:sz w:val="18"/>
-          <w:szCs w:val="18"/>
-        </w:rPr>
-        <w:t xml:space="preserve">                 ┗━━━━━━━━━━━━━━━━━━━━━━━━━━━━━━━━━━┛</w:t>
-      </w:r>
-    </w:p>
-    <w:p>
-      <w:pPr>
-        <w:spacing w:after="40"/>
-      </w:pPr>
-      <w:r>
-        <w:rPr>
-          <w:rFonts w:ascii="Consolas" w:cs="Consolas" w:eastAsia="Consolas" w:hAnsi="Consolas"/>
-          <w:sz w:val="18"/>
-          <w:szCs w:val="18"/>
-        </w:rPr>
-        <w:t xml:space="preserve">                                      Enterprise Value = £6,500m</w:t>
+        <w:t xml:space="preserve">7. Grossed-up leverage — the gearing effect of shareholder-only debt</w:t>
       </w:r>
     </w:p>
     <w:p>
@@ -5708,7 +5477,1754 @@
           <w:sz w:val="22"/>
           <w:szCs w:val="22"/>
         </w:rPr>
+        <w:t xml:space="preserve">The legal / CTA-consolidated view under-represents the economic leverage impact of shareholder-level debt because it ignores the fact that debt at a shareholder-specific vehicle must be serviced out of that shareholder’s slice of distributions only.</w:t>
+      </w:r>
+    </w:p>
+    <w:p>
+      <w:pPr>
+        <w:spacing w:after="120"/>
+      </w:pPr>
+      <w:r>
+        <w:rPr>
+          <w:rFonts w:ascii="Arial" w:cs="Arial" w:eastAsia="Arial" w:hAnsi="Arial"/>
+          <w:sz w:val="22"/>
+          <w:szCs w:val="22"/>
+        </w:rPr>
+        <w:t xml:space="preserve">Mechanism:</w:t>
+      </w:r>
+    </w:p>
+    <w:p>
+      <w:pPr>
+        <w:pStyle w:val="ListParagraph"/>
+        <w:numPr>
+          <w:ilvl w:val="0"/>
+          <w:numId w:val="2"/>
+        </w:numPr>
+        <w:spacing w:after="80"/>
+      </w:pPr>
+      <w:r>
+        <w:rPr>
+          <w:rFonts w:ascii="Arial" w:cs="Arial" w:eastAsia="Arial" w:hAnsi="Arial"/>
+          <w:sz w:val="22"/>
+          <w:szCs w:val="22"/>
+        </w:rPr>
+        <w:t xml:space="preserve">The GIP HoldCo NAV facility pays interest out of dividends that GIP receives from its 49.99% stake.</w:t>
+      </w:r>
+    </w:p>
+    <w:p>
+      <w:pPr>
+        <w:pStyle w:val="ListParagraph"/>
+        <w:numPr>
+          <w:ilvl w:val="0"/>
+          <w:numId w:val="2"/>
+        </w:numPr>
+        <w:spacing w:after="80"/>
+      </w:pPr>
+      <w:r>
+        <w:rPr>
+          <w:rFonts w:ascii="Arial" w:cs="Arial" w:eastAsia="Arial" w:hAnsi="Arial"/>
+          <w:sz w:val="22"/>
+          <w:szCs w:val="22"/>
+        </w:rPr>
+        <w:t xml:space="preserve">For GIP to receive £1 in dividends, Gatwick must distribute £2 in total. Half goes to GIP (for debt service); half goes to VINCI (unrelated to this facility).</w:t>
+      </w:r>
+    </w:p>
+    <w:p>
+      <w:pPr>
+        <w:pStyle w:val="ListParagraph"/>
+        <w:numPr>
+          <w:ilvl w:val="0"/>
+          <w:numId w:val="2"/>
+        </w:numPr>
+        <w:spacing w:after="80"/>
+      </w:pPr>
+      <w:r>
+        <w:rPr>
+          <w:rFonts w:ascii="Arial" w:cs="Arial" w:eastAsia="Arial" w:hAnsi="Arial"/>
+          <w:sz w:val="22"/>
+          <w:szCs w:val="22"/>
+        </w:rPr>
+        <w:t xml:space="preserve">So every £1 of GIP NAV debt service “uses up” £2 of OpCo distribution capacity.</w:t>
+      </w:r>
+    </w:p>
+    <w:p>
+      <w:pPr>
+        <w:pStyle w:val="ListParagraph"/>
+        <w:numPr>
+          <w:ilvl w:val="0"/>
+          <w:numId w:val="2"/>
+        </w:numPr>
+        <w:spacing w:after="80"/>
+      </w:pPr>
+      <w:r>
+        <w:rPr>
+          <w:rFonts w:ascii="Arial" w:cs="Arial" w:eastAsia="Arial" w:hAnsi="Arial"/>
+          <w:sz w:val="22"/>
+          <w:szCs w:val="22"/>
+        </w:rPr>
+        <w:t xml:space="preserve">Equivalently: £475m of debt at the 49.99% entity requires the same OpCo distribution support as £475m ÷ 49.99% = £950m at the consolidated level.</w:t>
+      </w:r>
+    </w:p>
+    <w:p>
+      <w:pPr>
+        <w:spacing w:after="120"/>
+      </w:pPr>
+      <w:r>
+        <w:rPr>
+          <w:rFonts w:ascii="Arial" w:cs="Arial" w:eastAsia="Arial" w:hAnsi="Arial"/>
+          <w:sz w:val="22"/>
+          <w:szCs w:val="22"/>
+        </w:rPr>
+        <w:t xml:space="preserve">This matters for the dividend lock-up test, the LLCR, and any scenario where the operating group has to maintain distributions to avoid tripping a covenant elsewhere in the structure.</w:t>
+      </w:r>
+    </w:p>
+    <w:p>
+      <w:pPr>
+        <w:pStyle w:val="Heading3"/>
+        <w:spacing w:after="100" w:before="180"/>
+      </w:pPr>
+      <w:r>
+        <w:rPr>
+          <w:rFonts w:ascii="Arial" w:cs="Arial" w:eastAsia="Arial" w:hAnsi="Arial"/>
+          <w:b/>
+          <w:bCs/>
+          <w:sz w:val="22"/>
+          <w:szCs w:val="22"/>
+        </w:rPr>
+        <w:t xml:space="preserve">Four lenses on leverage</w:t>
+      </w:r>
+    </w:p>
+    <w:tbl>
+      <w:tblPr>
+        <w:tblW w:type="dxa" w:w="9360"/>
+        <w:tblBorders>
+          <w:top w:val="single" w:color="auto" w:sz="4"/>
+          <w:left w:val="single" w:color="auto" w:sz="4"/>
+          <w:bottom w:val="single" w:color="auto" w:sz="4"/>
+          <w:right w:val="single" w:color="auto" w:sz="4"/>
+          <w:insideH w:val="single" w:color="auto" w:sz="4"/>
+          <w:insideV w:val="single" w:color="auto" w:sz="4"/>
+        </w:tblBorders>
+      </w:tblPr>
+      <w:tblGrid>
+        <w:gridCol w:w="3800"/>
+        <w:gridCol w:w="1800"/>
+        <w:gridCol w:w="1800"/>
+        <w:gridCol w:w="1960"/>
+      </w:tblGrid>
+      <w:tr>
+        <w:trPr>
+          <w:tblHeader/>
+        </w:trPr>
+        <w:tc>
+          <w:tcPr>
+            <w:tcW w:type="dxa" w:w="3800"/>
+            <w:tcBorders>
+              <w:top w:val="single" w:color="CCCCCC" w:sz="4"/>
+              <w:left w:val="single" w:color="CCCCCC" w:sz="4"/>
+              <w:bottom w:val="single" w:color="CCCCCC" w:sz="4"/>
+              <w:right w:val="single" w:color="CCCCCC" w:sz="4"/>
+            </w:tcBorders>
+            <w:shd w:fill="D6E4F0" w:val="clear"/>
+            <w:tcMar>
+              <w:top w:type="dxa" w:w="80"/>
+              <w:left w:type="dxa" w:w="120"/>
+              <w:bottom w:type="dxa" w:w="80"/>
+              <w:right w:type="dxa" w:w="120"/>
+            </w:tcMar>
+          </w:tcPr>
+          <w:p>
+            <w:pPr>
+              <w:spacing w:after="0"/>
+            </w:pPr>
+            <w:r>
+              <w:rPr>
+                <w:rFonts w:ascii="Arial" w:cs="Arial" w:eastAsia="Arial" w:hAnsi="Arial"/>
+                <w:b/>
+                <w:bCs/>
+                <w:color w:val="000000"/>
+                <w:sz w:val="19"/>
+                <w:szCs w:val="19"/>
+              </w:rPr>
+              <w:t xml:space="preserve">Leverage lens</w:t>
+            </w:r>
+          </w:p>
+        </w:tc>
+        <w:tc>
+          <w:tcPr>
+            <w:tcW w:type="dxa" w:w="1800"/>
+            <w:tcBorders>
+              <w:top w:val="single" w:color="CCCCCC" w:sz="4"/>
+              <w:left w:val="single" w:color="CCCCCC" w:sz="4"/>
+              <w:bottom w:val="single" w:color="CCCCCC" w:sz="4"/>
+              <w:right w:val="single" w:color="CCCCCC" w:sz="4"/>
+            </w:tcBorders>
+            <w:shd w:fill="D6E4F0" w:val="clear"/>
+            <w:tcMar>
+              <w:top w:type="dxa" w:w="80"/>
+              <w:left w:type="dxa" w:w="120"/>
+              <w:bottom w:type="dxa" w:w="80"/>
+              <w:right w:type="dxa" w:w="120"/>
+            </w:tcMar>
+          </w:tcPr>
+          <w:p>
+            <w:pPr>
+              <w:spacing w:after="0"/>
+            </w:pPr>
+            <w:r>
+              <w:rPr>
+                <w:rFonts w:ascii="Arial" w:cs="Arial" w:eastAsia="Arial" w:hAnsi="Arial"/>
+                <w:b/>
+                <w:bCs/>
+                <w:color w:val="000000"/>
+                <w:sz w:val="19"/>
+                <w:szCs w:val="19"/>
+              </w:rPr>
+              <w:t xml:space="preserve">Debt numerator</w:t>
+            </w:r>
+          </w:p>
+        </w:tc>
+        <w:tc>
+          <w:tcPr>
+            <w:tcW w:type="dxa" w:w="1800"/>
+            <w:tcBorders>
+              <w:top w:val="single" w:color="CCCCCC" w:sz="4"/>
+              <w:left w:val="single" w:color="CCCCCC" w:sz="4"/>
+              <w:bottom w:val="single" w:color="CCCCCC" w:sz="4"/>
+              <w:right w:val="single" w:color="CCCCCC" w:sz="4"/>
+            </w:tcBorders>
+            <w:shd w:fill="D6E4F0" w:val="clear"/>
+            <w:tcMar>
+              <w:top w:type="dxa" w:w="80"/>
+              <w:left w:type="dxa" w:w="120"/>
+              <w:bottom w:type="dxa" w:w="80"/>
+              <w:right w:type="dxa" w:w="120"/>
+            </w:tcMar>
+          </w:tcPr>
+          <w:p>
+            <w:pPr>
+              <w:spacing w:after="0"/>
+            </w:pPr>
+            <w:r>
+              <w:rPr>
+                <w:rFonts w:ascii="Arial" w:cs="Arial" w:eastAsia="Arial" w:hAnsi="Arial"/>
+                <w:b/>
+                <w:bCs/>
+                <w:color w:val="000000"/>
+                <w:sz w:val="19"/>
+                <w:szCs w:val="19"/>
+              </w:rPr>
+              <w:t xml:space="preserve">EBITDA basis</w:t>
+            </w:r>
+          </w:p>
+        </w:tc>
+        <w:tc>
+          <w:tcPr>
+            <w:tcW w:type="dxa" w:w="1960"/>
+            <w:tcBorders>
+              <w:top w:val="single" w:color="CCCCCC" w:sz="4"/>
+              <w:left w:val="single" w:color="CCCCCC" w:sz="4"/>
+              <w:bottom w:val="single" w:color="CCCCCC" w:sz="4"/>
+              <w:right w:val="single" w:color="CCCCCC" w:sz="4"/>
+            </w:tcBorders>
+            <w:shd w:fill="D6E4F0" w:val="clear"/>
+            <w:tcMar>
+              <w:top w:type="dxa" w:w="80"/>
+              <w:left w:type="dxa" w:w="120"/>
+              <w:bottom w:type="dxa" w:w="80"/>
+              <w:right w:type="dxa" w:w="120"/>
+            </w:tcMar>
+          </w:tcPr>
+          <w:p>
+            <w:pPr>
+              <w:spacing w:after="0"/>
+            </w:pPr>
+            <w:r>
+              <w:rPr>
+                <w:rFonts w:ascii="Arial" w:cs="Arial" w:eastAsia="Arial" w:hAnsi="Arial"/>
+                <w:b/>
+                <w:bCs/>
+                <w:color w:val="000000"/>
+                <w:sz w:val="19"/>
+                <w:szCs w:val="19"/>
+              </w:rPr>
+              <w:t xml:space="preserve">Leverage ratio</w:t>
+            </w:r>
+          </w:p>
+        </w:tc>
+      </w:tr>
+      <w:tr>
+        <w:tc>
+          <w:tcPr>
+            <w:tcW w:type="dxa" w:w="3800"/>
+            <w:tcBorders>
+              <w:top w:val="single" w:color="CCCCCC" w:sz="4"/>
+              <w:left w:val="single" w:color="CCCCCC" w:sz="4"/>
+              <w:bottom w:val="single" w:color="CCCCCC" w:sz="4"/>
+              <w:right w:val="single" w:color="CCCCCC" w:sz="4"/>
+            </w:tcBorders>
+            <w:tcMar>
+              <w:top w:type="dxa" w:w="80"/>
+              <w:left w:type="dxa" w:w="120"/>
+              <w:bottom w:type="dxa" w:w="80"/>
+              <w:right w:type="dxa" w:w="120"/>
+            </w:tcMar>
+          </w:tcPr>
+          <w:p>
+            <w:pPr>
+              <w:spacing w:after="0"/>
+            </w:pPr>
+            <w:r>
+              <w:rPr>
+                <w:rFonts w:ascii="Arial" w:cs="Arial" w:eastAsia="Arial" w:hAnsi="Arial"/>
+                <w:b w:val="false"/>
+                <w:bCs w:val="false"/>
+                <w:color w:val="000000"/>
+                <w:sz w:val="20"/>
+                <w:szCs w:val="20"/>
+              </w:rPr>
+              <w:t xml:space="preserve">(a) CTA consolidated group — headline</w:t>
+            </w:r>
+          </w:p>
+        </w:tc>
+        <w:tc>
+          <w:tcPr>
+            <w:tcW w:type="dxa" w:w="1800"/>
+            <w:tcBorders>
+              <w:top w:val="single" w:color="CCCCCC" w:sz="4"/>
+              <w:left w:val="single" w:color="CCCCCC" w:sz="4"/>
+              <w:bottom w:val="single" w:color="CCCCCC" w:sz="4"/>
+              <w:right w:val="single" w:color="CCCCCC" w:sz="4"/>
+            </w:tcBorders>
+            <w:tcMar>
+              <w:top w:type="dxa" w:w="80"/>
+              <w:left w:type="dxa" w:w="120"/>
+              <w:bottom w:type="dxa" w:w="80"/>
+              <w:right w:type="dxa" w:w="120"/>
+            </w:tcMar>
+          </w:tcPr>
+          <w:p>
+            <w:pPr>
+              <w:spacing w:after="0"/>
+              <w:jc w:val="right"/>
+            </w:pPr>
+            <w:r>
+              <w:rPr>
+                <w:rFonts w:ascii="Arial" w:cs="Arial" w:eastAsia="Arial" w:hAnsi="Arial"/>
+                <w:b w:val="false"/>
+                <w:bCs w:val="false"/>
+                <w:color w:val="000000"/>
+                <w:sz w:val="20"/>
+                <w:szCs w:val="20"/>
+              </w:rPr>
+              <w:t xml:space="preserve">£3,364.6m</w:t>
+            </w:r>
+          </w:p>
+        </w:tc>
+        <w:tc>
+          <w:tcPr>
+            <w:tcW w:type="dxa" w:w="1800"/>
+            <w:tcBorders>
+              <w:top w:val="single" w:color="CCCCCC" w:sz="4"/>
+              <w:left w:val="single" w:color="CCCCCC" w:sz="4"/>
+              <w:bottom w:val="single" w:color="CCCCCC" w:sz="4"/>
+              <w:right w:val="single" w:color="CCCCCC" w:sz="4"/>
+            </w:tcBorders>
+            <w:tcMar>
+              <w:top w:type="dxa" w:w="80"/>
+              <w:left w:type="dxa" w:w="120"/>
+              <w:bottom w:type="dxa" w:w="80"/>
+              <w:right w:type="dxa" w:w="120"/>
+            </w:tcMar>
+          </w:tcPr>
+          <w:p>
+            <w:pPr>
+              <w:spacing w:after="0"/>
+              <w:jc w:val="right"/>
+            </w:pPr>
+            <w:r>
+              <w:rPr>
+                <w:rFonts w:ascii="Arial" w:cs="Arial" w:eastAsia="Arial" w:hAnsi="Arial"/>
+                <w:b w:val="false"/>
+                <w:bCs w:val="false"/>
+                <w:color w:val="000000"/>
+                <w:sz w:val="20"/>
+                <w:szCs w:val="20"/>
+              </w:rPr>
+              <w:t xml:space="preserve">£571m</w:t>
+            </w:r>
+          </w:p>
+        </w:tc>
+        <w:tc>
+          <w:tcPr>
+            <w:tcW w:type="dxa" w:w="1960"/>
+            <w:tcBorders>
+              <w:top w:val="single" w:color="CCCCCC" w:sz="4"/>
+              <w:left w:val="single" w:color="CCCCCC" w:sz="4"/>
+              <w:bottom w:val="single" w:color="CCCCCC" w:sz="4"/>
+              <w:right w:val="single" w:color="CCCCCC" w:sz="4"/>
+            </w:tcBorders>
+            <w:tcMar>
+              <w:top w:type="dxa" w:w="80"/>
+              <w:left w:type="dxa" w:w="120"/>
+              <w:bottom w:type="dxa" w:w="80"/>
+              <w:right w:type="dxa" w:w="120"/>
+            </w:tcMar>
+          </w:tcPr>
+          <w:p>
+            <w:pPr>
+              <w:spacing w:after="0"/>
+              <w:jc w:val="right"/>
+            </w:pPr>
+            <w:r>
+              <w:rPr>
+                <w:rFonts w:ascii="Arial" w:cs="Arial" w:eastAsia="Arial" w:hAnsi="Arial"/>
+                <w:b w:val="false"/>
+                <w:bCs w:val="false"/>
+                <w:color w:val="000000"/>
+                <w:sz w:val="20"/>
+                <w:szCs w:val="20"/>
+              </w:rPr>
+              <w:t xml:space="preserve">5.89×</w:t>
+            </w:r>
+          </w:p>
+        </w:tc>
+      </w:tr>
+      <w:tr>
+        <w:tc>
+          <w:tcPr>
+            <w:tcW w:type="dxa" w:w="3800"/>
+            <w:tcBorders>
+              <w:top w:val="single" w:color="CCCCCC" w:sz="4"/>
+              <w:left w:val="single" w:color="CCCCCC" w:sz="4"/>
+              <w:bottom w:val="single" w:color="CCCCCC" w:sz="4"/>
+              <w:right w:val="single" w:color="CCCCCC" w:sz="4"/>
+            </w:tcBorders>
+            <w:tcMar>
+              <w:top w:type="dxa" w:w="80"/>
+              <w:left w:type="dxa" w:w="120"/>
+              <w:bottom w:type="dxa" w:w="80"/>
+              <w:right w:type="dxa" w:w="120"/>
+            </w:tcMar>
+          </w:tcPr>
+          <w:p>
+            <w:pPr>
+              <w:spacing w:after="0"/>
+            </w:pPr>
+            <w:r>
+              <w:rPr>
+                <w:rFonts w:ascii="Arial" w:cs="Arial" w:eastAsia="Arial" w:hAnsi="Arial"/>
+                <w:b w:val="false"/>
+                <w:bCs w:val="false"/>
+                <w:color w:val="000000"/>
+                <w:sz w:val="20"/>
+                <w:szCs w:val="20"/>
+              </w:rPr>
+              <w:t xml:space="preserve">(b) VINCI proportional (50.01%)</w:t>
+            </w:r>
+          </w:p>
+        </w:tc>
+        <w:tc>
+          <w:tcPr>
+            <w:tcW w:type="dxa" w:w="1800"/>
+            <w:tcBorders>
+              <w:top w:val="single" w:color="CCCCCC" w:sz="4"/>
+              <w:left w:val="single" w:color="CCCCCC" w:sz="4"/>
+              <w:bottom w:val="single" w:color="CCCCCC" w:sz="4"/>
+              <w:right w:val="single" w:color="CCCCCC" w:sz="4"/>
+            </w:tcBorders>
+            <w:tcMar>
+              <w:top w:type="dxa" w:w="80"/>
+              <w:left w:type="dxa" w:w="120"/>
+              <w:bottom w:type="dxa" w:w="80"/>
+              <w:right w:type="dxa" w:w="120"/>
+            </w:tcMar>
+          </w:tcPr>
+          <w:p>
+            <w:pPr>
+              <w:spacing w:after="0"/>
+              <w:jc w:val="right"/>
+            </w:pPr>
+            <w:r>
+              <w:rPr>
+                <w:rFonts w:ascii="Arial" w:cs="Arial" w:eastAsia="Arial" w:hAnsi="Arial"/>
+                <w:b w:val="false"/>
+                <w:bCs w:val="false"/>
+                <w:color w:val="000000"/>
+                <w:sz w:val="20"/>
+                <w:szCs w:val="20"/>
+              </w:rPr>
+              <w:t xml:space="preserve">£1,682.5m</w:t>
+            </w:r>
+          </w:p>
+        </w:tc>
+        <w:tc>
+          <w:tcPr>
+            <w:tcW w:type="dxa" w:w="1800"/>
+            <w:tcBorders>
+              <w:top w:val="single" w:color="CCCCCC" w:sz="4"/>
+              <w:left w:val="single" w:color="CCCCCC" w:sz="4"/>
+              <w:bottom w:val="single" w:color="CCCCCC" w:sz="4"/>
+              <w:right w:val="single" w:color="CCCCCC" w:sz="4"/>
+            </w:tcBorders>
+            <w:tcMar>
+              <w:top w:type="dxa" w:w="80"/>
+              <w:left w:type="dxa" w:w="120"/>
+              <w:bottom w:type="dxa" w:w="80"/>
+              <w:right w:type="dxa" w:w="120"/>
+            </w:tcMar>
+          </w:tcPr>
+          <w:p>
+            <w:pPr>
+              <w:spacing w:after="0"/>
+              <w:jc w:val="right"/>
+            </w:pPr>
+            <w:r>
+              <w:rPr>
+                <w:rFonts w:ascii="Arial" w:cs="Arial" w:eastAsia="Arial" w:hAnsi="Arial"/>
+                <w:b w:val="false"/>
+                <w:bCs w:val="false"/>
+                <w:color w:val="000000"/>
+                <w:sz w:val="20"/>
+                <w:szCs w:val="20"/>
+              </w:rPr>
+              <w:t xml:space="preserve">£285.6m</w:t>
+            </w:r>
+          </w:p>
+        </w:tc>
+        <w:tc>
+          <w:tcPr>
+            <w:tcW w:type="dxa" w:w="1960"/>
+            <w:tcBorders>
+              <w:top w:val="single" w:color="CCCCCC" w:sz="4"/>
+              <w:left w:val="single" w:color="CCCCCC" w:sz="4"/>
+              <w:bottom w:val="single" w:color="CCCCCC" w:sz="4"/>
+              <w:right w:val="single" w:color="CCCCCC" w:sz="4"/>
+            </w:tcBorders>
+            <w:tcMar>
+              <w:top w:type="dxa" w:w="80"/>
+              <w:left w:type="dxa" w:w="120"/>
+              <w:bottom w:type="dxa" w:w="80"/>
+              <w:right w:type="dxa" w:w="120"/>
+            </w:tcMar>
+          </w:tcPr>
+          <w:p>
+            <w:pPr>
+              <w:spacing w:after="0"/>
+              <w:jc w:val="right"/>
+            </w:pPr>
+            <w:r>
+              <w:rPr>
+                <w:rFonts w:ascii="Arial" w:cs="Arial" w:eastAsia="Arial" w:hAnsi="Arial"/>
+                <w:b w:val="false"/>
+                <w:bCs w:val="false"/>
+                <w:color w:val="000000"/>
+                <w:sz w:val="20"/>
+                <w:szCs w:val="20"/>
+              </w:rPr>
+              <w:t xml:space="preserve">5.89×</w:t>
+            </w:r>
+          </w:p>
+        </w:tc>
+      </w:tr>
+      <w:tr>
+        <w:tc>
+          <w:tcPr>
+            <w:tcW w:type="dxa" w:w="3800"/>
+            <w:tcBorders>
+              <w:top w:val="single" w:color="CCCCCC" w:sz="4"/>
+              <w:left w:val="single" w:color="CCCCCC" w:sz="4"/>
+              <w:bottom w:val="single" w:color="CCCCCC" w:sz="4"/>
+              <w:right w:val="single" w:color="CCCCCC" w:sz="4"/>
+            </w:tcBorders>
+            <w:tcMar>
+              <w:top w:type="dxa" w:w="80"/>
+              <w:left w:type="dxa" w:w="120"/>
+              <w:bottom w:type="dxa" w:w="80"/>
+              <w:right w:type="dxa" w:w="120"/>
+            </w:tcMar>
+          </w:tcPr>
+          <w:p>
+            <w:pPr>
+              <w:spacing w:after="0"/>
+            </w:pPr>
+            <w:r>
+              <w:rPr>
+                <w:rFonts w:ascii="Arial" w:cs="Arial" w:eastAsia="Arial" w:hAnsi="Arial"/>
+                <w:b/>
+                <w:bCs/>
+                <w:color w:val="C97F1F"/>
+                <w:sz w:val="20"/>
+                <w:szCs w:val="20"/>
+              </w:rPr>
+              <w:t xml:space="preserve">(c) GIP proportional (49.99%) + NAV facility</w:t>
+            </w:r>
+          </w:p>
+        </w:tc>
+        <w:tc>
+          <w:tcPr>
+            <w:tcW w:type="dxa" w:w="1800"/>
+            <w:tcBorders>
+              <w:top w:val="single" w:color="CCCCCC" w:sz="4"/>
+              <w:left w:val="single" w:color="CCCCCC" w:sz="4"/>
+              <w:bottom w:val="single" w:color="CCCCCC" w:sz="4"/>
+              <w:right w:val="single" w:color="CCCCCC" w:sz="4"/>
+            </w:tcBorders>
+            <w:tcMar>
+              <w:top w:type="dxa" w:w="80"/>
+              <w:left w:type="dxa" w:w="120"/>
+              <w:bottom w:type="dxa" w:w="80"/>
+              <w:right w:type="dxa" w:w="120"/>
+            </w:tcMar>
+          </w:tcPr>
+          <w:p>
+            <w:pPr>
+              <w:spacing w:after="0"/>
+              <w:jc w:val="right"/>
+            </w:pPr>
+            <w:r>
+              <w:rPr>
+                <w:rFonts w:ascii="Arial" w:cs="Arial" w:eastAsia="Arial" w:hAnsi="Arial"/>
+                <w:b/>
+                <w:bCs/>
+                <w:color w:val="C97F1F"/>
+                <w:sz w:val="20"/>
+                <w:szCs w:val="20"/>
+              </w:rPr>
+              <w:t xml:space="preserve">£2,157.1m</w:t>
+            </w:r>
+          </w:p>
+        </w:tc>
+        <w:tc>
+          <w:tcPr>
+            <w:tcW w:type="dxa" w:w="1800"/>
+            <w:tcBorders>
+              <w:top w:val="single" w:color="CCCCCC" w:sz="4"/>
+              <w:left w:val="single" w:color="CCCCCC" w:sz="4"/>
+              <w:bottom w:val="single" w:color="CCCCCC" w:sz="4"/>
+              <w:right w:val="single" w:color="CCCCCC" w:sz="4"/>
+            </w:tcBorders>
+            <w:tcMar>
+              <w:top w:type="dxa" w:w="80"/>
+              <w:left w:type="dxa" w:w="120"/>
+              <w:bottom w:type="dxa" w:w="80"/>
+              <w:right w:type="dxa" w:w="120"/>
+            </w:tcMar>
+          </w:tcPr>
+          <w:p>
+            <w:pPr>
+              <w:spacing w:after="0"/>
+              <w:jc w:val="right"/>
+            </w:pPr>
+            <w:r>
+              <w:rPr>
+                <w:rFonts w:ascii="Arial" w:cs="Arial" w:eastAsia="Arial" w:hAnsi="Arial"/>
+                <w:b/>
+                <w:bCs/>
+                <w:color w:val="C97F1F"/>
+                <w:sz w:val="20"/>
+                <w:szCs w:val="20"/>
+              </w:rPr>
+              <w:t xml:space="preserve">£285.4m</w:t>
+            </w:r>
+          </w:p>
+        </w:tc>
+        <w:tc>
+          <w:tcPr>
+            <w:tcW w:type="dxa" w:w="1960"/>
+            <w:tcBorders>
+              <w:top w:val="single" w:color="CCCCCC" w:sz="4"/>
+              <w:left w:val="single" w:color="CCCCCC" w:sz="4"/>
+              <w:bottom w:val="single" w:color="CCCCCC" w:sz="4"/>
+              <w:right w:val="single" w:color="CCCCCC" w:sz="4"/>
+            </w:tcBorders>
+            <w:tcMar>
+              <w:top w:type="dxa" w:w="80"/>
+              <w:left w:type="dxa" w:w="120"/>
+              <w:bottom w:type="dxa" w:w="80"/>
+              <w:right w:type="dxa" w:w="120"/>
+            </w:tcMar>
+          </w:tcPr>
+          <w:p>
+            <w:pPr>
+              <w:spacing w:after="0"/>
+              <w:jc w:val="right"/>
+            </w:pPr>
+            <w:r>
+              <w:rPr>
+                <w:rFonts w:ascii="Arial" w:cs="Arial" w:eastAsia="Arial" w:hAnsi="Arial"/>
+                <w:b/>
+                <w:bCs/>
+                <w:color w:val="C97F1F"/>
+                <w:sz w:val="20"/>
+                <w:szCs w:val="20"/>
+              </w:rPr>
+              <w:t xml:space="preserve">7.56×</w:t>
+            </w:r>
+          </w:p>
+        </w:tc>
+      </w:tr>
+      <w:tr>
+        <w:tc>
+          <w:tcPr>
+            <w:tcW w:type="dxa" w:w="3800"/>
+            <w:tcBorders>
+              <w:top w:val="single" w:color="CCCCCC" w:sz="4"/>
+              <w:left w:val="single" w:color="CCCCCC" w:sz="4"/>
+              <w:bottom w:val="single" w:color="CCCCCC" w:sz="4"/>
+              <w:right w:val="single" w:color="CCCCCC" w:sz="4"/>
+            </w:tcBorders>
+            <w:tcMar>
+              <w:top w:type="dxa" w:w="80"/>
+              <w:left w:type="dxa" w:w="120"/>
+              <w:bottom w:type="dxa" w:w="80"/>
+              <w:right w:type="dxa" w:w="120"/>
+            </w:tcMar>
+          </w:tcPr>
+          <w:p>
+            <w:pPr>
+              <w:spacing w:after="0"/>
+            </w:pPr>
+            <w:r>
+              <w:rPr>
+                <w:rFonts w:ascii="Arial" w:cs="Arial" w:eastAsia="Arial" w:hAnsi="Arial"/>
+                <w:b/>
+                <w:bCs/>
+                <w:color w:val="D65454"/>
+                <w:sz w:val="20"/>
+                <w:szCs w:val="20"/>
+              </w:rPr>
+              <w:t xml:space="preserve">(d) Grossed-up consolidated-equivalent</w:t>
+            </w:r>
+          </w:p>
+        </w:tc>
+        <w:tc>
+          <w:tcPr>
+            <w:tcW w:type="dxa" w:w="1800"/>
+            <w:tcBorders>
+              <w:top w:val="single" w:color="CCCCCC" w:sz="4"/>
+              <w:left w:val="single" w:color="CCCCCC" w:sz="4"/>
+              <w:bottom w:val="single" w:color="CCCCCC" w:sz="4"/>
+              <w:right w:val="single" w:color="CCCCCC" w:sz="4"/>
+            </w:tcBorders>
+            <w:tcMar>
+              <w:top w:type="dxa" w:w="80"/>
+              <w:left w:type="dxa" w:w="120"/>
+              <w:bottom w:type="dxa" w:w="80"/>
+              <w:right w:type="dxa" w:w="120"/>
+            </w:tcMar>
+          </w:tcPr>
+          <w:p>
+            <w:pPr>
+              <w:spacing w:after="0"/>
+              <w:jc w:val="right"/>
+            </w:pPr>
+            <w:r>
+              <w:rPr>
+                <w:rFonts w:ascii="Arial" w:cs="Arial" w:eastAsia="Arial" w:hAnsi="Arial"/>
+                <w:b/>
+                <w:bCs/>
+                <w:color w:val="D65454"/>
+                <w:sz w:val="20"/>
+                <w:szCs w:val="20"/>
+              </w:rPr>
+              <w:t xml:space="preserve">£4,315m</w:t>
+            </w:r>
+          </w:p>
+        </w:tc>
+        <w:tc>
+          <w:tcPr>
+            <w:tcW w:type="dxa" w:w="1800"/>
+            <w:tcBorders>
+              <w:top w:val="single" w:color="CCCCCC" w:sz="4"/>
+              <w:left w:val="single" w:color="CCCCCC" w:sz="4"/>
+              <w:bottom w:val="single" w:color="CCCCCC" w:sz="4"/>
+              <w:right w:val="single" w:color="CCCCCC" w:sz="4"/>
+            </w:tcBorders>
+            <w:tcMar>
+              <w:top w:type="dxa" w:w="80"/>
+              <w:left w:type="dxa" w:w="120"/>
+              <w:bottom w:type="dxa" w:w="80"/>
+              <w:right w:type="dxa" w:w="120"/>
+            </w:tcMar>
+          </w:tcPr>
+          <w:p>
+            <w:pPr>
+              <w:spacing w:after="0"/>
+              <w:jc w:val="right"/>
+            </w:pPr>
+            <w:r>
+              <w:rPr>
+                <w:rFonts w:ascii="Arial" w:cs="Arial" w:eastAsia="Arial" w:hAnsi="Arial"/>
+                <w:b/>
+                <w:bCs/>
+                <w:color w:val="D65454"/>
+                <w:sz w:val="20"/>
+                <w:szCs w:val="20"/>
+              </w:rPr>
+              <w:t xml:space="preserve">£571m</w:t>
+            </w:r>
+          </w:p>
+        </w:tc>
+        <w:tc>
+          <w:tcPr>
+            <w:tcW w:type="dxa" w:w="1960"/>
+            <w:tcBorders>
+              <w:top w:val="single" w:color="CCCCCC" w:sz="4"/>
+              <w:left w:val="single" w:color="CCCCCC" w:sz="4"/>
+              <w:bottom w:val="single" w:color="CCCCCC" w:sz="4"/>
+              <w:right w:val="single" w:color="CCCCCC" w:sz="4"/>
+            </w:tcBorders>
+            <w:tcMar>
+              <w:top w:type="dxa" w:w="80"/>
+              <w:left w:type="dxa" w:w="120"/>
+              <w:bottom w:type="dxa" w:w="80"/>
+              <w:right w:type="dxa" w:w="120"/>
+            </w:tcMar>
+          </w:tcPr>
+          <w:p>
+            <w:pPr>
+              <w:spacing w:after="0"/>
+              <w:jc w:val="right"/>
+            </w:pPr>
+            <w:r>
+              <w:rPr>
+                <w:rFonts w:ascii="Arial" w:cs="Arial" w:eastAsia="Arial" w:hAnsi="Arial"/>
+                <w:b/>
+                <w:bCs/>
+                <w:color w:val="D65454"/>
+                <w:sz w:val="20"/>
+                <w:szCs w:val="20"/>
+              </w:rPr>
+              <w:t xml:space="preserve">7.56×</w:t>
+            </w:r>
+          </w:p>
+        </w:tc>
+      </w:tr>
+    </w:tbl>
+    <w:p>
+      <w:pPr>
+        <w:spacing w:after="120"/>
+      </w:pPr>
+      <w:r>
+        <w:rPr>
+          <w:rFonts w:ascii="Arial" w:cs="Arial" w:eastAsia="Arial" w:hAnsi="Arial"/>
+          <w:sz w:val="22"/>
+          <w:szCs w:val="22"/>
+        </w:rPr>
         <w:t xml:space="preserve"/>
+      </w:r>
+    </w:p>
+    <w:p>
+      <w:pPr>
+        <w:spacing w:after="120"/>
+        <w:rPr>
+          <w:i/>
+          <w:iCs/>
+        </w:rPr>
+      </w:pPr>
+      <w:r>
+        <w:rPr>
+          <w:rFonts w:ascii="Arial" w:cs="Arial" w:eastAsia="Arial" w:hAnsi="Arial"/>
+          <w:i/>
+          <w:iCs/>
+          <w:sz w:val="22"/>
+          <w:szCs w:val="22"/>
+        </w:rPr>
+        <w:t xml:space="preserve">Interpretation: (a) and (b) are what Fitch and the market see — 5.89× on the CTA group. (c) and (d) are what credit analysts should see when the capital structure includes shareholder-level debt at a non-100%-owned entity: the grossed-up consolidated-equivalent leverage is 7.56×. That is above the 6.72× of the actual Rev.2 GAF MidCo structure, despite the same £475m debt face value.</w:t>
+      </w:r>
+    </w:p>
+    <w:p>
+      <w:pPr>
+        <w:pStyle w:val="Heading3"/>
+        <w:spacing w:after="100" w:before="180"/>
+      </w:pPr>
+      <w:r>
+        <w:rPr>
+          <w:rFonts w:ascii="Arial" w:cs="Arial" w:eastAsia="Arial" w:hAnsi="Arial"/>
+          <w:b/>
+          <w:bCs/>
+          <w:sz w:val="22"/>
+          <w:szCs w:val="22"/>
+        </w:rPr>
+        <w:t xml:space="preserve">Counter-intuitive: GIP-only NAV has a LARGER leverage impact than the actual GAF MidCo bond</w:t>
+      </w:r>
+    </w:p>
+    <w:p>
+      <w:pPr>
+        <w:spacing w:after="120"/>
+      </w:pPr>
+      <w:r>
+        <w:rPr>
+          <w:rFonts w:ascii="Arial" w:cs="Arial" w:eastAsia="Arial" w:hAnsi="Arial"/>
+          <w:sz w:val="22"/>
+          <w:szCs w:val="22"/>
+        </w:rPr>
+        <w:t xml:space="preserve">Comparing the same £475m of debt placed at two different levels of the Gatwick structure:</w:t>
+      </w:r>
+    </w:p>
+    <w:tbl>
+      <w:tblPr>
+        <w:tblW w:type="dxa" w:w="9360"/>
+        <w:tblBorders>
+          <w:top w:val="single" w:color="auto" w:sz="4"/>
+          <w:left w:val="single" w:color="auto" w:sz="4"/>
+          <w:bottom w:val="single" w:color="auto" w:sz="4"/>
+          <w:right w:val="single" w:color="auto" w:sz="4"/>
+          <w:insideH w:val="single" w:color="auto" w:sz="4"/>
+          <w:insideV w:val="single" w:color="auto" w:sz="4"/>
+        </w:tblBorders>
+      </w:tblPr>
+      <w:tblGrid>
+        <w:gridCol w:w="3000"/>
+        <w:gridCol w:w="3180"/>
+        <w:gridCol w:w="3180"/>
+      </w:tblGrid>
+      <w:tr>
+        <w:trPr>
+          <w:tblHeader/>
+        </w:trPr>
+        <w:tc>
+          <w:tcPr>
+            <w:tcW w:type="dxa" w:w="3000"/>
+            <w:tcBorders>
+              <w:top w:val="single" w:color="CCCCCC" w:sz="4"/>
+              <w:left w:val="single" w:color="CCCCCC" w:sz="4"/>
+              <w:bottom w:val="single" w:color="CCCCCC" w:sz="4"/>
+              <w:right w:val="single" w:color="CCCCCC" w:sz="4"/>
+            </w:tcBorders>
+            <w:shd w:fill="D6E4F0" w:val="clear"/>
+            <w:tcMar>
+              <w:top w:type="dxa" w:w="80"/>
+              <w:left w:type="dxa" w:w="120"/>
+              <w:bottom w:type="dxa" w:w="80"/>
+              <w:right w:type="dxa" w:w="120"/>
+            </w:tcMar>
+          </w:tcPr>
+          <w:p>
+            <w:pPr>
+              <w:spacing w:after="0"/>
+            </w:pPr>
+            <w:r>
+              <w:rPr>
+                <w:rFonts w:ascii="Arial" w:cs="Arial" w:eastAsia="Arial" w:hAnsi="Arial"/>
+                <w:b/>
+                <w:bCs/>
+                <w:color w:val="000000"/>
+                <w:sz w:val="19"/>
+                <w:szCs w:val="19"/>
+              </w:rPr>
+              <w:t xml:space="preserve">Metric</w:t>
+            </w:r>
+          </w:p>
+        </w:tc>
+        <w:tc>
+          <w:tcPr>
+            <w:tcW w:type="dxa" w:w="3180"/>
+            <w:tcBorders>
+              <w:top w:val="single" w:color="CCCCCC" w:sz="4"/>
+              <w:left w:val="single" w:color="CCCCCC" w:sz="4"/>
+              <w:bottom w:val="single" w:color="CCCCCC" w:sz="4"/>
+              <w:right w:val="single" w:color="CCCCCC" w:sz="4"/>
+            </w:tcBorders>
+            <w:shd w:fill="D6E4F0" w:val="clear"/>
+            <w:tcMar>
+              <w:top w:type="dxa" w:w="80"/>
+              <w:left w:type="dxa" w:w="120"/>
+              <w:bottom w:type="dxa" w:w="80"/>
+              <w:right w:type="dxa" w:w="120"/>
+            </w:tcMar>
+          </w:tcPr>
+          <w:p>
+            <w:pPr>
+              <w:spacing w:after="0"/>
+            </w:pPr>
+            <w:r>
+              <w:rPr>
+                <w:rFonts w:ascii="Arial" w:cs="Arial" w:eastAsia="Arial" w:hAnsi="Arial"/>
+                <w:b/>
+                <w:bCs/>
+                <w:color w:val="000000"/>
+                <w:sz w:val="19"/>
+                <w:szCs w:val="19"/>
+              </w:rPr>
+              <w:t xml:space="preserve">Rev.2 — Common GAF MidCo</w:t>
+            </w:r>
+          </w:p>
+        </w:tc>
+        <w:tc>
+          <w:tcPr>
+            <w:tcW w:type="dxa" w:w="3180"/>
+            <w:tcBorders>
+              <w:top w:val="single" w:color="CCCCCC" w:sz="4"/>
+              <w:left w:val="single" w:color="CCCCCC" w:sz="4"/>
+              <w:bottom w:val="single" w:color="CCCCCC" w:sz="4"/>
+              <w:right w:val="single" w:color="CCCCCC" w:sz="4"/>
+            </w:tcBorders>
+            <w:shd w:fill="D6E4F0" w:val="clear"/>
+            <w:tcMar>
+              <w:top w:type="dxa" w:w="80"/>
+              <w:left w:type="dxa" w:w="120"/>
+              <w:bottom w:type="dxa" w:w="80"/>
+              <w:right w:type="dxa" w:w="120"/>
+            </w:tcMar>
+          </w:tcPr>
+          <w:p>
+            <w:pPr>
+              <w:spacing w:after="0"/>
+            </w:pPr>
+            <w:r>
+              <w:rPr>
+                <w:rFonts w:ascii="Arial" w:cs="Arial" w:eastAsia="Arial" w:hAnsi="Arial"/>
+                <w:b/>
+                <w:bCs/>
+                <w:color w:val="000000"/>
+                <w:sz w:val="19"/>
+                <w:szCs w:val="19"/>
+              </w:rPr>
+              <w:t xml:space="preserve">This scenario — GIP-only NAV</w:t>
+            </w:r>
+          </w:p>
+        </w:tc>
+      </w:tr>
+      <w:tr>
+        <w:tc>
+          <w:tcPr>
+            <w:tcW w:type="dxa" w:w="3000"/>
+            <w:tcBorders>
+              <w:top w:val="single" w:color="CCCCCC" w:sz="4"/>
+              <w:left w:val="single" w:color="CCCCCC" w:sz="4"/>
+              <w:bottom w:val="single" w:color="CCCCCC" w:sz="4"/>
+              <w:right w:val="single" w:color="CCCCCC" w:sz="4"/>
+            </w:tcBorders>
+            <w:tcMar>
+              <w:top w:type="dxa" w:w="80"/>
+              <w:left w:type="dxa" w:w="120"/>
+              <w:bottom w:type="dxa" w:w="80"/>
+              <w:right w:type="dxa" w:w="120"/>
+            </w:tcMar>
+          </w:tcPr>
+          <w:p>
+            <w:pPr>
+              <w:spacing w:after="0"/>
+            </w:pPr>
+            <w:r>
+              <w:rPr>
+                <w:rFonts w:ascii="Arial" w:cs="Arial" w:eastAsia="Arial" w:hAnsi="Arial"/>
+                <w:b/>
+                <w:bCs/>
+                <w:color w:val="000000"/>
+                <w:sz w:val="20"/>
+                <w:szCs w:val="20"/>
+              </w:rPr>
+              <w:t xml:space="preserve">Debt face value</w:t>
+            </w:r>
+          </w:p>
+        </w:tc>
+        <w:tc>
+          <w:tcPr>
+            <w:tcW w:type="dxa" w:w="3180"/>
+            <w:tcBorders>
+              <w:top w:val="single" w:color="CCCCCC" w:sz="4"/>
+              <w:left w:val="single" w:color="CCCCCC" w:sz="4"/>
+              <w:bottom w:val="single" w:color="CCCCCC" w:sz="4"/>
+              <w:right w:val="single" w:color="CCCCCC" w:sz="4"/>
+            </w:tcBorders>
+            <w:tcMar>
+              <w:top w:type="dxa" w:w="80"/>
+              <w:left w:type="dxa" w:w="120"/>
+              <w:bottom w:type="dxa" w:w="80"/>
+              <w:right w:type="dxa" w:w="120"/>
+            </w:tcMar>
+          </w:tcPr>
+          <w:p>
+            <w:pPr>
+              <w:spacing w:after="0"/>
+            </w:pPr>
+            <w:r>
+              <w:rPr>
+                <w:rFonts w:ascii="Arial" w:cs="Arial" w:eastAsia="Arial" w:hAnsi="Arial"/>
+                <w:b w:val="false"/>
+                <w:bCs w:val="false"/>
+                <w:color w:val="000000"/>
+                <w:sz w:val="20"/>
+                <w:szCs w:val="20"/>
+              </w:rPr>
+              <w:t xml:space="preserve">£475m</w:t>
+            </w:r>
+          </w:p>
+        </w:tc>
+        <w:tc>
+          <w:tcPr>
+            <w:tcW w:type="dxa" w:w="3180"/>
+            <w:tcBorders>
+              <w:top w:val="single" w:color="CCCCCC" w:sz="4"/>
+              <w:left w:val="single" w:color="CCCCCC" w:sz="4"/>
+              <w:bottom w:val="single" w:color="CCCCCC" w:sz="4"/>
+              <w:right w:val="single" w:color="CCCCCC" w:sz="4"/>
+            </w:tcBorders>
+            <w:tcMar>
+              <w:top w:type="dxa" w:w="80"/>
+              <w:left w:type="dxa" w:w="120"/>
+              <w:bottom w:type="dxa" w:w="80"/>
+              <w:right w:type="dxa" w:w="120"/>
+            </w:tcMar>
+          </w:tcPr>
+          <w:p>
+            <w:pPr>
+              <w:spacing w:after="0"/>
+            </w:pPr>
+            <w:r>
+              <w:rPr>
+                <w:rFonts w:ascii="Arial" w:cs="Arial" w:eastAsia="Arial" w:hAnsi="Arial"/>
+                <w:b w:val="false"/>
+                <w:bCs w:val="false"/>
+                <w:color w:val="000000"/>
+                <w:sz w:val="20"/>
+                <w:szCs w:val="20"/>
+              </w:rPr>
+              <w:t xml:space="preserve">£475m</w:t>
+            </w:r>
+          </w:p>
+        </w:tc>
+      </w:tr>
+      <w:tr>
+        <w:tc>
+          <w:tcPr>
+            <w:tcW w:type="dxa" w:w="3000"/>
+            <w:tcBorders>
+              <w:top w:val="single" w:color="CCCCCC" w:sz="4"/>
+              <w:left w:val="single" w:color="CCCCCC" w:sz="4"/>
+              <w:bottom w:val="single" w:color="CCCCCC" w:sz="4"/>
+              <w:right w:val="single" w:color="CCCCCC" w:sz="4"/>
+            </w:tcBorders>
+            <w:tcMar>
+              <w:top w:type="dxa" w:w="80"/>
+              <w:left w:type="dxa" w:w="120"/>
+              <w:bottom w:type="dxa" w:w="80"/>
+              <w:right w:type="dxa" w:w="120"/>
+            </w:tcMar>
+          </w:tcPr>
+          <w:p>
+            <w:pPr>
+              <w:spacing w:after="0"/>
+            </w:pPr>
+            <w:r>
+              <w:rPr>
+                <w:rFonts w:ascii="Arial" w:cs="Arial" w:eastAsia="Arial" w:hAnsi="Arial"/>
+                <w:b/>
+                <w:bCs/>
+                <w:color w:val="000000"/>
+                <w:sz w:val="20"/>
+                <w:szCs w:val="20"/>
+              </w:rPr>
+              <w:t xml:space="preserve">Who services the debt</w:t>
+            </w:r>
+          </w:p>
+        </w:tc>
+        <w:tc>
+          <w:tcPr>
+            <w:tcW w:type="dxa" w:w="3180"/>
+            <w:tcBorders>
+              <w:top w:val="single" w:color="CCCCCC" w:sz="4"/>
+              <w:left w:val="single" w:color="CCCCCC" w:sz="4"/>
+              <w:bottom w:val="single" w:color="CCCCCC" w:sz="4"/>
+              <w:right w:val="single" w:color="CCCCCC" w:sz="4"/>
+            </w:tcBorders>
+            <w:tcMar>
+              <w:top w:type="dxa" w:w="80"/>
+              <w:left w:type="dxa" w:w="120"/>
+              <w:bottom w:type="dxa" w:w="80"/>
+              <w:right w:type="dxa" w:w="120"/>
+            </w:tcMar>
+          </w:tcPr>
+          <w:p>
+            <w:pPr>
+              <w:spacing w:after="0"/>
+            </w:pPr>
+            <w:r>
+              <w:rPr>
+                <w:rFonts w:ascii="Arial" w:cs="Arial" w:eastAsia="Arial" w:hAnsi="Arial"/>
+                <w:b w:val="false"/>
+                <w:bCs w:val="false"/>
+                <w:color w:val="000000"/>
+                <w:sz w:val="20"/>
+                <w:szCs w:val="20"/>
+              </w:rPr>
+              <w:t xml:space="preserve">Both shareholders pro-rata (via GAF)</w:t>
+            </w:r>
+          </w:p>
+        </w:tc>
+        <w:tc>
+          <w:tcPr>
+            <w:tcW w:type="dxa" w:w="3180"/>
+            <w:tcBorders>
+              <w:top w:val="single" w:color="CCCCCC" w:sz="4"/>
+              <w:left w:val="single" w:color="CCCCCC" w:sz="4"/>
+              <w:bottom w:val="single" w:color="CCCCCC" w:sz="4"/>
+              <w:right w:val="single" w:color="CCCCCC" w:sz="4"/>
+            </w:tcBorders>
+            <w:tcMar>
+              <w:top w:type="dxa" w:w="80"/>
+              <w:left w:type="dxa" w:w="120"/>
+              <w:bottom w:type="dxa" w:w="80"/>
+              <w:right w:type="dxa" w:w="120"/>
+            </w:tcMar>
+          </w:tcPr>
+          <w:p>
+            <w:pPr>
+              <w:spacing w:after="0"/>
+            </w:pPr>
+            <w:r>
+              <w:rPr>
+                <w:rFonts w:ascii="Arial" w:cs="Arial" w:eastAsia="Arial" w:hAnsi="Arial"/>
+                <w:b w:val="false"/>
+                <w:bCs w:val="false"/>
+                <w:color w:val="000000"/>
+                <w:sz w:val="20"/>
+                <w:szCs w:val="20"/>
+              </w:rPr>
+              <w:t xml:space="preserve">GIP only (from its 49.99%)</w:t>
+            </w:r>
+          </w:p>
+        </w:tc>
+      </w:tr>
+      <w:tr>
+        <w:tc>
+          <w:tcPr>
+            <w:tcW w:type="dxa" w:w="3000"/>
+            <w:tcBorders>
+              <w:top w:val="single" w:color="CCCCCC" w:sz="4"/>
+              <w:left w:val="single" w:color="CCCCCC" w:sz="4"/>
+              <w:bottom w:val="single" w:color="CCCCCC" w:sz="4"/>
+              <w:right w:val="single" w:color="CCCCCC" w:sz="4"/>
+            </w:tcBorders>
+            <w:tcMar>
+              <w:top w:type="dxa" w:w="80"/>
+              <w:left w:type="dxa" w:w="120"/>
+              <w:bottom w:type="dxa" w:w="80"/>
+              <w:right w:type="dxa" w:w="120"/>
+            </w:tcMar>
+          </w:tcPr>
+          <w:p>
+            <w:pPr>
+              <w:spacing w:after="0"/>
+            </w:pPr>
+            <w:r>
+              <w:rPr>
+                <w:rFonts w:ascii="Arial" w:cs="Arial" w:eastAsia="Arial" w:hAnsi="Arial"/>
+                <w:b/>
+                <w:bCs/>
+                <w:color w:val="000000"/>
+                <w:sz w:val="20"/>
+                <w:szCs w:val="20"/>
+              </w:rPr>
+              <w:t xml:space="preserve">Distributions required per £1 of debt service</w:t>
+            </w:r>
+          </w:p>
+        </w:tc>
+        <w:tc>
+          <w:tcPr>
+            <w:tcW w:type="dxa" w:w="3180"/>
+            <w:tcBorders>
+              <w:top w:val="single" w:color="CCCCCC" w:sz="4"/>
+              <w:left w:val="single" w:color="CCCCCC" w:sz="4"/>
+              <w:bottom w:val="single" w:color="CCCCCC" w:sz="4"/>
+              <w:right w:val="single" w:color="CCCCCC" w:sz="4"/>
+            </w:tcBorders>
+            <w:tcMar>
+              <w:top w:type="dxa" w:w="80"/>
+              <w:left w:type="dxa" w:w="120"/>
+              <w:bottom w:type="dxa" w:w="80"/>
+              <w:right w:type="dxa" w:w="120"/>
+            </w:tcMar>
+          </w:tcPr>
+          <w:p>
+            <w:pPr>
+              <w:spacing w:after="0"/>
+            </w:pPr>
+            <w:r>
+              <w:rPr>
+                <w:rFonts w:ascii="Arial" w:cs="Arial" w:eastAsia="Arial" w:hAnsi="Arial"/>
+                <w:b w:val="false"/>
+                <w:bCs w:val="false"/>
+                <w:color w:val="000000"/>
+                <w:sz w:val="20"/>
+                <w:szCs w:val="20"/>
+              </w:rPr>
+              <w:t xml:space="preserve">£1</w:t>
+            </w:r>
+          </w:p>
+        </w:tc>
+        <w:tc>
+          <w:tcPr>
+            <w:tcW w:type="dxa" w:w="3180"/>
+            <w:tcBorders>
+              <w:top w:val="single" w:color="CCCCCC" w:sz="4"/>
+              <w:left w:val="single" w:color="CCCCCC" w:sz="4"/>
+              <w:bottom w:val="single" w:color="CCCCCC" w:sz="4"/>
+              <w:right w:val="single" w:color="CCCCCC" w:sz="4"/>
+            </w:tcBorders>
+            <w:tcMar>
+              <w:top w:type="dxa" w:w="80"/>
+              <w:left w:type="dxa" w:w="120"/>
+              <w:bottom w:type="dxa" w:w="80"/>
+              <w:right w:type="dxa" w:w="120"/>
+            </w:tcMar>
+          </w:tcPr>
+          <w:p>
+            <w:pPr>
+              <w:spacing w:after="0"/>
+            </w:pPr>
+            <w:r>
+              <w:rPr>
+                <w:rFonts w:ascii="Arial" w:cs="Arial" w:eastAsia="Arial" w:hAnsi="Arial"/>
+                <w:b w:val="false"/>
+                <w:bCs w:val="false"/>
+                <w:color w:val="000000"/>
+                <w:sz w:val="20"/>
+                <w:szCs w:val="20"/>
+              </w:rPr>
+              <w:t xml:space="preserve">£2  (grossed up 1 / 49.99%)</w:t>
+            </w:r>
+          </w:p>
+        </w:tc>
+      </w:tr>
+      <w:tr>
+        <w:tc>
+          <w:tcPr>
+            <w:tcW w:type="dxa" w:w="3000"/>
+            <w:tcBorders>
+              <w:top w:val="single" w:color="CCCCCC" w:sz="4"/>
+              <w:left w:val="single" w:color="CCCCCC" w:sz="4"/>
+              <w:bottom w:val="single" w:color="CCCCCC" w:sz="4"/>
+              <w:right w:val="single" w:color="CCCCCC" w:sz="4"/>
+            </w:tcBorders>
+            <w:tcMar>
+              <w:top w:type="dxa" w:w="80"/>
+              <w:left w:type="dxa" w:w="120"/>
+              <w:bottom w:type="dxa" w:w="80"/>
+              <w:right w:type="dxa" w:w="120"/>
+            </w:tcMar>
+          </w:tcPr>
+          <w:p>
+            <w:pPr>
+              <w:spacing w:after="0"/>
+            </w:pPr>
+            <w:r>
+              <w:rPr>
+                <w:rFonts w:ascii="Arial" w:cs="Arial" w:eastAsia="Arial" w:hAnsi="Arial"/>
+                <w:b/>
+                <w:bCs/>
+                <w:color w:val="000000"/>
+                <w:sz w:val="20"/>
+                <w:szCs w:val="20"/>
+              </w:rPr>
+              <w:t xml:space="preserve">Grossed-up consolidated equivalent</w:t>
+            </w:r>
+          </w:p>
+        </w:tc>
+        <w:tc>
+          <w:tcPr>
+            <w:tcW w:type="dxa" w:w="3180"/>
+            <w:tcBorders>
+              <w:top w:val="single" w:color="CCCCCC" w:sz="4"/>
+              <w:left w:val="single" w:color="CCCCCC" w:sz="4"/>
+              <w:bottom w:val="single" w:color="CCCCCC" w:sz="4"/>
+              <w:right w:val="single" w:color="CCCCCC" w:sz="4"/>
+            </w:tcBorders>
+            <w:tcMar>
+              <w:top w:type="dxa" w:w="80"/>
+              <w:left w:type="dxa" w:w="120"/>
+              <w:bottom w:type="dxa" w:w="80"/>
+              <w:right w:type="dxa" w:w="120"/>
+            </w:tcMar>
+          </w:tcPr>
+          <w:p>
+            <w:pPr>
+              <w:spacing w:after="0"/>
+            </w:pPr>
+            <w:r>
+              <w:rPr>
+                <w:rFonts w:ascii="Arial" w:cs="Arial" w:eastAsia="Arial" w:hAnsi="Arial"/>
+                <w:b w:val="false"/>
+                <w:bCs w:val="false"/>
+                <w:color w:val="000000"/>
+                <w:sz w:val="20"/>
+                <w:szCs w:val="20"/>
+              </w:rPr>
+              <w:t xml:space="preserve">£475m</w:t>
+            </w:r>
+          </w:p>
+        </w:tc>
+        <w:tc>
+          <w:tcPr>
+            <w:tcW w:type="dxa" w:w="3180"/>
+            <w:tcBorders>
+              <w:top w:val="single" w:color="CCCCCC" w:sz="4"/>
+              <w:left w:val="single" w:color="CCCCCC" w:sz="4"/>
+              <w:bottom w:val="single" w:color="CCCCCC" w:sz="4"/>
+              <w:right w:val="single" w:color="CCCCCC" w:sz="4"/>
+            </w:tcBorders>
+            <w:tcMar>
+              <w:top w:type="dxa" w:w="80"/>
+              <w:left w:type="dxa" w:w="120"/>
+              <w:bottom w:type="dxa" w:w="80"/>
+              <w:right w:type="dxa" w:w="120"/>
+            </w:tcMar>
+          </w:tcPr>
+          <w:p>
+            <w:pPr>
+              <w:spacing w:after="0"/>
+            </w:pPr>
+            <w:r>
+              <w:rPr>
+                <w:rFonts w:ascii="Arial" w:cs="Arial" w:eastAsia="Arial" w:hAnsi="Arial"/>
+                <w:b w:val="false"/>
+                <w:bCs w:val="false"/>
+                <w:color w:val="000000"/>
+                <w:sz w:val="20"/>
+                <w:szCs w:val="20"/>
+              </w:rPr>
+              <w:t xml:space="preserve">£950m</w:t>
+            </w:r>
+          </w:p>
+        </w:tc>
+      </w:tr>
+      <w:tr>
+        <w:tc>
+          <w:tcPr>
+            <w:tcW w:type="dxa" w:w="3000"/>
+            <w:tcBorders>
+              <w:top w:val="single" w:color="CCCCCC" w:sz="4"/>
+              <w:left w:val="single" w:color="CCCCCC" w:sz="4"/>
+              <w:bottom w:val="single" w:color="CCCCCC" w:sz="4"/>
+              <w:right w:val="single" w:color="CCCCCC" w:sz="4"/>
+            </w:tcBorders>
+            <w:tcMar>
+              <w:top w:type="dxa" w:w="80"/>
+              <w:left w:type="dxa" w:w="120"/>
+              <w:bottom w:type="dxa" w:w="80"/>
+              <w:right w:type="dxa" w:w="120"/>
+            </w:tcMar>
+          </w:tcPr>
+          <w:p>
+            <w:pPr>
+              <w:spacing w:after="0"/>
+            </w:pPr>
+            <w:r>
+              <w:rPr>
+                <w:rFonts w:ascii="Arial" w:cs="Arial" w:eastAsia="Arial" w:hAnsi="Arial"/>
+                <w:b/>
+                <w:bCs/>
+                <w:color w:val="000000"/>
+                <w:sz w:val="20"/>
+                <w:szCs w:val="20"/>
+              </w:rPr>
+              <w:t xml:space="preserve">Consolidated-equivalent leverage</w:t>
+            </w:r>
+          </w:p>
+        </w:tc>
+        <w:tc>
+          <w:tcPr>
+            <w:tcW w:type="dxa" w:w="3180"/>
+            <w:tcBorders>
+              <w:top w:val="single" w:color="CCCCCC" w:sz="4"/>
+              <w:left w:val="single" w:color="CCCCCC" w:sz="4"/>
+              <w:bottom w:val="single" w:color="CCCCCC" w:sz="4"/>
+              <w:right w:val="single" w:color="CCCCCC" w:sz="4"/>
+            </w:tcBorders>
+            <w:tcMar>
+              <w:top w:type="dxa" w:w="80"/>
+              <w:left w:type="dxa" w:w="120"/>
+              <w:bottom w:type="dxa" w:w="80"/>
+              <w:right w:type="dxa" w:w="120"/>
+            </w:tcMar>
+          </w:tcPr>
+          <w:p>
+            <w:pPr>
+              <w:spacing w:after="0"/>
+            </w:pPr>
+            <w:r>
+              <w:rPr>
+                <w:rFonts w:ascii="Arial" w:cs="Arial" w:eastAsia="Arial" w:hAnsi="Arial"/>
+                <w:b w:val="false"/>
+                <w:bCs w:val="false"/>
+                <w:color w:val="000000"/>
+                <w:sz w:val="20"/>
+                <w:szCs w:val="20"/>
+              </w:rPr>
+              <w:t xml:space="preserve">6.72×</w:t>
+            </w:r>
+          </w:p>
+        </w:tc>
+        <w:tc>
+          <w:tcPr>
+            <w:tcW w:type="dxa" w:w="3180"/>
+            <w:tcBorders>
+              <w:top w:val="single" w:color="CCCCCC" w:sz="4"/>
+              <w:left w:val="single" w:color="CCCCCC" w:sz="4"/>
+              <w:bottom w:val="single" w:color="CCCCCC" w:sz="4"/>
+              <w:right w:val="single" w:color="CCCCCC" w:sz="4"/>
+            </w:tcBorders>
+            <w:tcMar>
+              <w:top w:type="dxa" w:w="80"/>
+              <w:left w:type="dxa" w:w="120"/>
+              <w:bottom w:type="dxa" w:w="80"/>
+              <w:right w:type="dxa" w:w="120"/>
+            </w:tcMar>
+          </w:tcPr>
+          <w:p>
+            <w:pPr>
+              <w:spacing w:after="0"/>
+            </w:pPr>
+            <w:r>
+              <w:rPr>
+                <w:rFonts w:ascii="Arial" w:cs="Arial" w:eastAsia="Arial" w:hAnsi="Arial"/>
+                <w:b w:val="false"/>
+                <w:bCs w:val="false"/>
+                <w:color w:val="000000"/>
+                <w:sz w:val="20"/>
+                <w:szCs w:val="20"/>
+              </w:rPr>
+              <w:t xml:space="preserve">7.56×</w:t>
+            </w:r>
+          </w:p>
+        </w:tc>
+      </w:tr>
+      <w:tr>
+        <w:tc>
+          <w:tcPr>
+            <w:tcW w:type="dxa" w:w="3000"/>
+            <w:tcBorders>
+              <w:top w:val="single" w:color="CCCCCC" w:sz="4"/>
+              <w:left w:val="single" w:color="CCCCCC" w:sz="4"/>
+              <w:bottom w:val="single" w:color="CCCCCC" w:sz="4"/>
+              <w:right w:val="single" w:color="CCCCCC" w:sz="4"/>
+            </w:tcBorders>
+            <w:tcMar>
+              <w:top w:type="dxa" w:w="80"/>
+              <w:left w:type="dxa" w:w="120"/>
+              <w:bottom w:type="dxa" w:w="80"/>
+              <w:right w:type="dxa" w:w="120"/>
+            </w:tcMar>
+          </w:tcPr>
+          <w:p>
+            <w:pPr>
+              <w:spacing w:after="0"/>
+            </w:pPr>
+            <w:r>
+              <w:rPr>
+                <w:rFonts w:ascii="Arial" w:cs="Arial" w:eastAsia="Arial" w:hAnsi="Arial"/>
+                <w:b/>
+                <w:bCs/>
+                <w:color w:val="000000"/>
+                <w:sz w:val="20"/>
+                <w:szCs w:val="20"/>
+              </w:rPr>
+              <w:t xml:space="preserve">Rating impact on consolidated group</w:t>
+            </w:r>
+          </w:p>
+        </w:tc>
+        <w:tc>
+          <w:tcPr>
+            <w:tcW w:type="dxa" w:w="3180"/>
+            <w:tcBorders>
+              <w:top w:val="single" w:color="CCCCCC" w:sz="4"/>
+              <w:left w:val="single" w:color="CCCCCC" w:sz="4"/>
+              <w:bottom w:val="single" w:color="CCCCCC" w:sz="4"/>
+              <w:right w:val="single" w:color="CCCCCC" w:sz="4"/>
+            </w:tcBorders>
+            <w:tcMar>
+              <w:top w:type="dxa" w:w="80"/>
+              <w:left w:type="dxa" w:w="120"/>
+              <w:bottom w:type="dxa" w:w="80"/>
+              <w:right w:type="dxa" w:w="120"/>
+            </w:tcMar>
+          </w:tcPr>
+          <w:p>
+            <w:pPr>
+              <w:spacing w:after="0"/>
+            </w:pPr>
+            <w:r>
+              <w:rPr>
+                <w:rFonts w:ascii="Arial" w:cs="Arial" w:eastAsia="Arial" w:hAnsi="Arial"/>
+                <w:b w:val="false"/>
+                <w:bCs w:val="false"/>
+                <w:color w:val="000000"/>
+                <w:sz w:val="20"/>
+                <w:szCs w:val="20"/>
+              </w:rPr>
+              <w:t xml:space="preserve">Fitch: −0.7× leverage</w:t>
+            </w:r>
+          </w:p>
+        </w:tc>
+        <w:tc>
+          <w:tcPr>
+            <w:tcW w:type="dxa" w:w="3180"/>
+            <w:tcBorders>
+              <w:top w:val="single" w:color="CCCCCC" w:sz="4"/>
+              <w:left w:val="single" w:color="CCCCCC" w:sz="4"/>
+              <w:bottom w:val="single" w:color="CCCCCC" w:sz="4"/>
+              <w:right w:val="single" w:color="CCCCCC" w:sz="4"/>
+            </w:tcBorders>
+            <w:tcMar>
+              <w:top w:type="dxa" w:w="80"/>
+              <w:left w:type="dxa" w:w="120"/>
+              <w:bottom w:type="dxa" w:w="80"/>
+              <w:right w:type="dxa" w:w="120"/>
+            </w:tcMar>
+          </w:tcPr>
+          <w:p>
+            <w:pPr>
+              <w:spacing w:after="0"/>
+            </w:pPr>
+            <w:r>
+              <w:rPr>
+                <w:rFonts w:ascii="Arial" w:cs="Arial" w:eastAsia="Arial" w:hAnsi="Arial"/>
+                <w:b w:val="false"/>
+                <w:bCs w:val="false"/>
+                <w:color w:val="000000"/>
+                <w:sz w:val="20"/>
+                <w:szCs w:val="20"/>
+              </w:rPr>
+              <w:t xml:space="preserve">None directly (outside CTA)</w:t>
+            </w:r>
+          </w:p>
+        </w:tc>
+      </w:tr>
+      <w:tr>
+        <w:tc>
+          <w:tcPr>
+            <w:tcW w:type="dxa" w:w="3000"/>
+            <w:tcBorders>
+              <w:top w:val="single" w:color="CCCCCC" w:sz="4"/>
+              <w:left w:val="single" w:color="CCCCCC" w:sz="4"/>
+              <w:bottom w:val="single" w:color="CCCCCC" w:sz="4"/>
+              <w:right w:val="single" w:color="CCCCCC" w:sz="4"/>
+            </w:tcBorders>
+            <w:tcMar>
+              <w:top w:type="dxa" w:w="80"/>
+              <w:left w:type="dxa" w:w="120"/>
+              <w:bottom w:type="dxa" w:w="80"/>
+              <w:right w:type="dxa" w:w="120"/>
+            </w:tcMar>
+          </w:tcPr>
+          <w:p>
+            <w:pPr>
+              <w:spacing w:after="0"/>
+            </w:pPr>
+            <w:r>
+              <w:rPr>
+                <w:rFonts w:ascii="Arial" w:cs="Arial" w:eastAsia="Arial" w:hAnsi="Arial"/>
+                <w:b/>
+                <w:bCs/>
+                <w:color w:val="000000"/>
+                <w:sz w:val="20"/>
+                <w:szCs w:val="20"/>
+              </w:rPr>
+              <w:t xml:space="preserve">Distribution lock-up pressure</w:t>
+            </w:r>
+          </w:p>
+        </w:tc>
+        <w:tc>
+          <w:tcPr>
+            <w:tcW w:type="dxa" w:w="3180"/>
+            <w:tcBorders>
+              <w:top w:val="single" w:color="CCCCCC" w:sz="4"/>
+              <w:left w:val="single" w:color="CCCCCC" w:sz="4"/>
+              <w:bottom w:val="single" w:color="CCCCCC" w:sz="4"/>
+              <w:right w:val="single" w:color="CCCCCC" w:sz="4"/>
+            </w:tcBorders>
+            <w:tcMar>
+              <w:top w:type="dxa" w:w="80"/>
+              <w:left w:type="dxa" w:w="120"/>
+              <w:bottom w:type="dxa" w:w="80"/>
+              <w:right w:type="dxa" w:w="120"/>
+            </w:tcMar>
+          </w:tcPr>
+          <w:p>
+            <w:pPr>
+              <w:spacing w:after="0"/>
+            </w:pPr>
+            <w:r>
+              <w:rPr>
+                <w:rFonts w:ascii="Arial" w:cs="Arial" w:eastAsia="Arial" w:hAnsi="Arial"/>
+                <w:b w:val="false"/>
+                <w:bCs w:val="false"/>
+                <w:color w:val="000000"/>
+                <w:sz w:val="20"/>
+                <w:szCs w:val="20"/>
+              </w:rPr>
+              <w:t xml:space="preserve">Pro-rata</w:t>
+            </w:r>
+          </w:p>
+        </w:tc>
+        <w:tc>
+          <w:tcPr>
+            <w:tcW w:type="dxa" w:w="3180"/>
+            <w:tcBorders>
+              <w:top w:val="single" w:color="CCCCCC" w:sz="4"/>
+              <w:left w:val="single" w:color="CCCCCC" w:sz="4"/>
+              <w:bottom w:val="single" w:color="CCCCCC" w:sz="4"/>
+              <w:right w:val="single" w:color="CCCCCC" w:sz="4"/>
+            </w:tcBorders>
+            <w:tcMar>
+              <w:top w:type="dxa" w:w="80"/>
+              <w:left w:type="dxa" w:w="120"/>
+              <w:bottom w:type="dxa" w:w="80"/>
+              <w:right w:type="dxa" w:w="120"/>
+            </w:tcMar>
+          </w:tcPr>
+          <w:p>
+            <w:pPr>
+              <w:spacing w:after="0"/>
+            </w:pPr>
+            <w:r>
+              <w:rPr>
+                <w:rFonts w:ascii="Arial" w:cs="Arial" w:eastAsia="Arial" w:hAnsi="Arial"/>
+                <w:b w:val="false"/>
+                <w:bCs w:val="false"/>
+                <w:color w:val="000000"/>
+                <w:sz w:val="20"/>
+                <w:szCs w:val="20"/>
+              </w:rPr>
+              <w:t xml:space="preserve">Asymmetric (GIP side under pressure first)</w:t>
+            </w:r>
+          </w:p>
+        </w:tc>
+      </w:tr>
+    </w:tbl>
+    <w:p>
+      <w:pPr>
+        <w:spacing w:after="120"/>
+      </w:pPr>
+      <w:r>
+        <w:rPr>
+          <w:rFonts w:ascii="Arial" w:cs="Arial" w:eastAsia="Arial" w:hAnsi="Arial"/>
+          <w:sz w:val="22"/>
+          <w:szCs w:val="22"/>
+        </w:rPr>
+        <w:t xml:space="preserve"/>
+      </w:r>
+    </w:p>
+    <w:p>
+      <w:pPr>
+        <w:spacing w:after="120"/>
+        <w:rPr>
+          <w:i/>
+          <w:iCs/>
+        </w:rPr>
+      </w:pPr>
+      <w:r>
+        <w:rPr>
+          <w:rFonts w:ascii="Arial" w:cs="Arial" w:eastAsia="Arial" w:hAnsi="Arial"/>
+          <w:i/>
+          <w:iCs/>
+          <w:sz w:val="22"/>
+          <w:szCs w:val="22"/>
+        </w:rPr>
+        <w:t xml:space="preserve">The common MidCo structure (Rev.2) shares the debt service burden pro-rata across shareholders, so there is no gross-up. The GIP-only structure (this scenario) concentrates the burden on a half-owner, so it does get grossed up. A lender who “feels better” seeing debt outside the CTA ring-fence may actually be looking at a structure with MORE distribution-coverage pressure, not less.</w:t>
       </w:r>
     </w:p>
     <w:p>
@@ -5725,7 +7241,297 @@
           <w:sz w:val="26"/>
           <w:szCs w:val="26"/>
         </w:rPr>
-        <w:t xml:space="preserve">8. Our position (unchanged in rank; altered in context)</w:t>
+        <w:t xml:space="preserve">8. Visual stack summary</w:t>
+      </w:r>
+    </w:p>
+    <w:p>
+      <w:pPr>
+        <w:spacing w:after="40"/>
+      </w:pPr>
+      <w:r>
+        <w:rPr>
+          <w:rFonts w:ascii="Consolas" w:cs="Consolas" w:eastAsia="Consolas" w:hAnsi="Consolas"/>
+          <w:sz w:val="18"/>
+          <w:szCs w:val="18"/>
+        </w:rPr>
+        <w:t xml:space="preserve">┏━━━━━━━━━━━━━━━━━━━━━━━━━━━━━━━━━━━━━━━━━┓        ┏━━━━━━━━━━━━━━━━━━┓</w:t>
+      </w:r>
+    </w:p>
+    <w:p>
+      <w:pPr>
+        <w:spacing w:after="40"/>
+      </w:pPr>
+      <w:r>
+        <w:rPr>
+          <w:rFonts w:ascii="Consolas" w:cs="Consolas" w:eastAsia="Consolas" w:hAnsi="Consolas"/>
+          <w:sz w:val="18"/>
+          <w:szCs w:val="18"/>
+        </w:rPr>
+        <w:t xml:space="preserve">┃ VINCI (50.01%)                        ┃        ┃ GIP (49.99%)      ┃</w:t>
+      </w:r>
+    </w:p>
+    <w:p>
+      <w:pPr>
+        <w:spacing w:after="40"/>
+      </w:pPr>
+      <w:r>
+        <w:rPr>
+          <w:rFonts w:ascii="Consolas" w:cs="Consolas" w:eastAsia="Consolas" w:hAnsi="Consolas"/>
+          <w:sz w:val="18"/>
+          <w:szCs w:val="18"/>
+        </w:rPr>
+        <w:t xml:space="preserve">┃   Unencumbered equity          £1,568m ┃        ┃   Net equity       ┃</w:t>
+      </w:r>
+    </w:p>
+    <w:p>
+      <w:pPr>
+        <w:spacing w:after="40"/>
+      </w:pPr>
+      <w:r>
+        <w:rPr>
+          <w:rFonts w:ascii="Consolas" w:cs="Consolas" w:eastAsia="Consolas" w:hAnsi="Consolas"/>
+          <w:sz w:val="18"/>
+          <w:szCs w:val="18"/>
+        </w:rPr>
+        <w:t xml:space="preserve">┃                                       ┃        ┃            £1,092m ┃</w:t>
+      </w:r>
+    </w:p>
+    <w:p>
+      <w:pPr>
+        <w:spacing w:after="40"/>
+      </w:pPr>
+      <w:r>
+        <w:rPr>
+          <w:rFonts w:ascii="Consolas" w:cs="Consolas" w:eastAsia="Consolas" w:hAnsi="Consolas"/>
+          <w:sz w:val="18"/>
+          <w:szCs w:val="18"/>
+        </w:rPr>
+        <w:t xml:space="preserve">┃                                       ┃        ┣━━━━━━━━━━━━━━━━━━┫</w:t>
+      </w:r>
+    </w:p>
+    <w:p>
+      <w:pPr>
+        <w:spacing w:after="40"/>
+      </w:pPr>
+      <w:r>
+        <w:rPr>
+          <w:rFonts w:ascii="Consolas" w:cs="Consolas" w:eastAsia="Consolas" w:hAnsi="Consolas"/>
+          <w:sz w:val="18"/>
+          <w:szCs w:val="18"/>
+        </w:rPr>
+        <w:t xml:space="preserve">┃                                       ┃        ┃ GIP NAV £475m bond ┃  ← parallel</w:t>
+      </w:r>
+    </w:p>
+    <w:p>
+      <w:pPr>
+        <w:spacing w:after="40"/>
+      </w:pPr>
+      <w:r>
+        <w:rPr>
+          <w:rFonts w:ascii="Consolas" w:cs="Consolas" w:eastAsia="Consolas" w:hAnsi="Consolas"/>
+          <w:sz w:val="18"/>
+          <w:szCs w:val="18"/>
+        </w:rPr>
+        <w:t xml:space="preserve">┃                                       ┃        ┃ (secured on GIP   ┃      claim</w:t>
+      </w:r>
+    </w:p>
+    <w:p>
+      <w:pPr>
+        <w:spacing w:after="40"/>
+      </w:pPr>
+      <w:r>
+        <w:rPr>
+          <w:rFonts w:ascii="Consolas" w:cs="Consolas" w:eastAsia="Consolas" w:hAnsi="Consolas"/>
+          <w:sz w:val="18"/>
+          <w:szCs w:val="18"/>
+        </w:rPr>
+        <w:t xml:space="preserve">┃                                       ┃        ┃  shares only)     ┃      (not in CTA)</w:t>
+      </w:r>
+    </w:p>
+    <w:p>
+      <w:pPr>
+        <w:spacing w:after="40"/>
+      </w:pPr>
+      <w:r>
+        <w:rPr>
+          <w:rFonts w:ascii="Consolas" w:cs="Consolas" w:eastAsia="Consolas" w:hAnsi="Consolas"/>
+          <w:sz w:val="18"/>
+          <w:szCs w:val="18"/>
+        </w:rPr>
+        <w:t xml:space="preserve">┗━━━━━━━━━━━━━━━━━━━━━━━━━━━━━━━━━━━━━━━━━┛        ┗━━━━━━━━━━━━━━━━━━┛</w:t>
+      </w:r>
+    </w:p>
+    <w:p>
+      <w:pPr>
+        <w:spacing w:after="40"/>
+      </w:pPr>
+      <w:r>
+        <w:rPr>
+          <w:rFonts w:ascii="Consolas" w:cs="Consolas" w:eastAsia="Consolas" w:hAnsi="Consolas"/>
+          <w:sz w:val="18"/>
+          <w:szCs w:val="18"/>
+        </w:rPr>
+        <w:t xml:space="preserve">                 └───────────┬─────────────────────────────┘</w:t>
+      </w:r>
+    </w:p>
+    <w:p>
+      <w:pPr>
+        <w:spacing w:after="40"/>
+      </w:pPr>
+      <w:r>
+        <w:rPr>
+          <w:rFonts w:ascii="Consolas" w:cs="Consolas" w:eastAsia="Consolas" w:hAnsi="Consolas"/>
+          <w:sz w:val="18"/>
+          <w:szCs w:val="18"/>
+        </w:rPr>
+        <w:t xml:space="preserve">                            ▼</w:t>
+      </w:r>
+    </w:p>
+    <w:p>
+      <w:pPr>
+        <w:spacing w:after="40"/>
+      </w:pPr>
+      <w:r>
+        <w:rPr>
+          <w:rFonts w:ascii="Consolas" w:cs="Consolas" w:eastAsia="Consolas" w:hAnsi="Consolas"/>
+          <w:sz w:val="18"/>
+          <w:szCs w:val="18"/>
+        </w:rPr>
+        <w:t xml:space="preserve">                 ┏━━━━━━━━━━━━━━━━━━━━━━━━━━━━━━━━━━┓</w:t>
+      </w:r>
+    </w:p>
+    <w:p>
+      <w:pPr>
+        <w:spacing w:after="40"/>
+      </w:pPr>
+      <w:r>
+        <w:rPr>
+          <w:rFonts w:ascii="Consolas" w:cs="Consolas" w:eastAsia="Consolas" w:hAnsi="Consolas"/>
+          <w:sz w:val="18"/>
+          <w:szCs w:val="18"/>
+        </w:rPr>
+        <w:t xml:space="preserve">                 ┃ GAF MidCo (pass-through, no external debt)   ┃</w:t>
+      </w:r>
+    </w:p>
+    <w:p>
+      <w:pPr>
+        <w:spacing w:after="40"/>
+      </w:pPr>
+      <w:r>
+        <w:rPr>
+          <w:rFonts w:ascii="Consolas" w:cs="Consolas" w:eastAsia="Consolas" w:hAnsi="Consolas"/>
+          <w:sz w:val="18"/>
+          <w:szCs w:val="18"/>
+        </w:rPr>
+        <w:t xml:space="preserve">                 ┣━━━━━━━━━━━━━━━━━━━━━━━━━━━━━━━━━━┫</w:t>
+      </w:r>
+    </w:p>
+    <w:p>
+      <w:pPr>
+        <w:spacing w:after="40"/>
+      </w:pPr>
+      <w:r>
+        <w:rPr>
+          <w:rFonts w:ascii="Consolas" w:cs="Consolas" w:eastAsia="Consolas" w:hAnsi="Consolas"/>
+          <w:sz w:val="18"/>
+          <w:szCs w:val="18"/>
+        </w:rPr>
+        <w:t xml:space="preserve">                 ┃ Ivy Holdco  (BidCo, pass-through)             ┃</w:t>
+      </w:r>
+    </w:p>
+    <w:p>
+      <w:pPr>
+        <w:spacing w:after="40"/>
+      </w:pPr>
+      <w:r>
+        <w:rPr>
+          <w:rFonts w:ascii="Consolas" w:cs="Consolas" w:eastAsia="Consolas" w:hAnsi="Consolas"/>
+          <w:sz w:val="18"/>
+          <w:szCs w:val="18"/>
+        </w:rPr>
+        <w:t xml:space="preserve">                 ┣━━━━━━━━━━━━━━━━━━━━━━━━━━━━━━━━━━┫</w:t>
+      </w:r>
+    </w:p>
+    <w:p>
+      <w:pPr>
+        <w:spacing w:after="40"/>
+      </w:pPr>
+      <w:r>
+        <w:rPr>
+          <w:rFonts w:ascii="Consolas" w:cs="Consolas" w:eastAsia="Consolas" w:hAnsi="Consolas"/>
+          <w:sz w:val="18"/>
+          <w:szCs w:val="18"/>
+        </w:rPr>
+        <w:t xml:space="preserve">                 ┃ OPCO / ISSUER  (CTA ring-fence)               ┃</w:t>
+      </w:r>
+    </w:p>
+    <w:p>
+      <w:pPr>
+        <w:spacing w:after="40"/>
+      </w:pPr>
+      <w:r>
+        <w:rPr>
+          <w:rFonts w:ascii="Consolas" w:cs="Consolas" w:eastAsia="Consolas" w:hAnsi="Consolas"/>
+          <w:sz w:val="18"/>
+          <w:szCs w:val="18"/>
+        </w:rPr>
+        <w:t xml:space="preserve">                 ┃   Class A bonds  £3,365m  Rank 1 (our £125m) ┃</w:t>
+      </w:r>
+    </w:p>
+    <w:p>
+      <w:pPr>
+        <w:spacing w:after="40"/>
+      </w:pPr>
+      <w:r>
+        <w:rPr>
+          <w:rFonts w:ascii="Consolas" w:cs="Consolas" w:eastAsia="Consolas" w:hAnsi="Consolas"/>
+          <w:sz w:val="18"/>
+          <w:szCs w:val="18"/>
+        </w:rPr>
+        <w:t xml:space="preserve">                 ┗━━━━━━━━━━━━━━━━━━━━━━━━━━━━━━━━━━┛</w:t>
+      </w:r>
+    </w:p>
+    <w:p>
+      <w:pPr>
+        <w:spacing w:after="40"/>
+      </w:pPr>
+      <w:r>
+        <w:rPr>
+          <w:rFonts w:ascii="Consolas" w:cs="Consolas" w:eastAsia="Consolas" w:hAnsi="Consolas"/>
+          <w:sz w:val="18"/>
+          <w:szCs w:val="18"/>
+        </w:rPr>
+        <w:t xml:space="preserve">                                      Enterprise Value = £6,500m</w:t>
+      </w:r>
+    </w:p>
+    <w:p>
+      <w:pPr>
+        <w:spacing w:after="120"/>
+      </w:pPr>
+      <w:r>
+        <w:rPr>
+          <w:rFonts w:ascii="Arial" w:cs="Arial" w:eastAsia="Arial" w:hAnsi="Arial"/>
+          <w:sz w:val="22"/>
+          <w:szCs w:val="22"/>
+        </w:rPr>
+        <w:t xml:space="preserve"/>
+      </w:r>
+    </w:p>
+    <w:p>
+      <w:pPr>
+        <w:pStyle w:val="Heading2"/>
+        <w:spacing w:after="120" w:before="200"/>
+      </w:pPr>
+      <w:r>
+        <w:rPr>
+          <w:rFonts w:ascii="Arial" w:cs="Arial" w:eastAsia="Arial" w:hAnsi="Arial"/>
+          <w:b/>
+          <w:bCs/>
+          <w:color w:val="1F6FA5"/>
+          <w:sz w:val="26"/>
+          <w:szCs w:val="26"/>
+        </w:rPr>
+        <w:t xml:space="preserve">9. Our position (unchanged in rank; altered in context)</w:t>
       </w:r>
     </w:p>
     <w:p>
@@ -5779,7 +7585,7 @@
           <w:sz w:val="22"/>
           <w:szCs w:val="22"/>
         </w:rPr>
-        <w:t xml:space="preserve">Consolidated leverage: 5.89× (unchanged from Rev.2; the GIP NAV facility is outside the CTA group and does not count).</w:t>
+        <w:t xml:space="preserve">Headline consolidated leverage: 5.89× (unchanged; the GIP NAV facility is outside the CTA group and does not enter the published ratio).</w:t>
       </w:r>
     </w:p>
     <w:p>
@@ -5797,7 +7603,7 @@
           <w:sz w:val="22"/>
           <w:szCs w:val="22"/>
         </w:rPr>
-        <w:t xml:space="preserve">True equity cushion below us: £3,135m (unchanged from Rev.2 in aggregate, though the distribution between VINCI and GIP is different).</w:t>
+        <w:t xml:space="preserve">Grossed-up consolidated-equivalent leverage: 7.56×. This is what credit analysts should treat as the “economic” leverage because it reflects the distribution support Gatwick has to provide to keep the GIP NAV facility solvent.</w:t>
       </w:r>
     </w:p>
     <w:p>
@@ -5815,7 +7621,43 @@
           <w:sz w:val="22"/>
           <w:szCs w:val="22"/>
         </w:rPr>
-        <w:t xml:space="preserve">Change-of-control exposure: elevated. An enforcement event against GIP’s shares by the NAV lender could transfer 49.99% of the equity to a different party. This does not breach the CTA automatically but may trigger change-of-control tests in the OpCo finance documents.</w:t>
+        <w:t xml:space="preserve">True equity cushion below us: £3,135m in aggregate. The distribution between VINCI (£1,568m unencumbered) and GIP (£1,092m after NAV facility) differs materially from Rev.2.</w:t>
+      </w:r>
+    </w:p>
+    <w:p>
+      <w:pPr>
+        <w:pStyle w:val="ListParagraph"/>
+        <w:numPr>
+          <w:ilvl w:val="0"/>
+          <w:numId w:val="2"/>
+        </w:numPr>
+        <w:spacing w:after="80"/>
+      </w:pPr>
+      <w:r>
+        <w:rPr>
+          <w:rFonts w:ascii="Arial" w:cs="Arial" w:eastAsia="Arial" w:hAnsi="Arial"/>
+          <w:sz w:val="22"/>
+          <w:szCs w:val="22"/>
+        </w:rPr>
+        <w:t xml:space="preserve">Change-of-control exposure: elevated. An enforcement event against GIP’s shares could transfer 49.99% of the equity to a different party without touching the CTA — which may nonetheless trigger change-of-control tests in the OpCo finance documents.</w:t>
+      </w:r>
+    </w:p>
+    <w:p>
+      <w:pPr>
+        <w:pStyle w:val="ListParagraph"/>
+        <w:numPr>
+          <w:ilvl w:val="0"/>
+          <w:numId w:val="2"/>
+        </w:numPr>
+        <w:spacing w:after="80"/>
+      </w:pPr>
+      <w:r>
+        <w:rPr>
+          <w:rFonts w:ascii="Arial" w:cs="Arial" w:eastAsia="Arial" w:hAnsi="Arial"/>
+          <w:sz w:val="22"/>
+          <w:szCs w:val="22"/>
+        </w:rPr>
+        <w:t xml:space="preserve">Distribution lock-up risk: worse than Rev.2 because the 2× gross-up means Gatwick has to maintain higher distributions to keep the GIP NAV facility serviced, increasing the chance of a covenant trip in stress.</w:t>
       </w:r>
     </w:p>
     <w:p>
@@ -5832,7 +7674,7 @@
           <w:sz w:val="26"/>
           <w:szCs w:val="26"/>
         </w:rPr>
-        <w:t xml:space="preserve">9. Observations</w:t>
+        <w:t xml:space="preserve">10. Observations</w:t>
       </w:r>
     </w:p>
     <w:tbl>
@@ -5954,7 +7796,7 @@
                 <w:sz w:val="20"/>
                 <w:szCs w:val="20"/>
               </w:rPr>
-              <w:t xml:space="preserve">The £475m sits outside the consolidated group</w:t>
+              <w:t xml:space="preserve">The £475m is legally outside the CTA group …</w:t>
             </w:r>
           </w:p>
         </w:tc>
@@ -5987,7 +7829,7 @@
                 <w:sz w:val="20"/>
                 <w:szCs w:val="20"/>
               </w:rPr>
-              <w:t xml:space="preserve">Unlike the actual Rev.2 structure where the GAF bond is MidCo debt inside the corporate chain, here the £475m is at a GIP-specific SPV that holds GIP’s shareholder stake. It is neither above nor below the OpCo senior in the same priority stack — it is a parallel claim on GIP’s shares only. Consolidated group leverage is unchanged from the senior-only case.</w:t>
+              <w:t xml:space="preserve">At a GIP-specific SPV holding the 49.99% stake. Not an obligation of GAF, Ivy Holdco, the OpCo, or the Issuer. Headline consolidated group leverage stays at 5.89× senior only, which is the number a rating agency like Fitch would publish.</w:t>
             </w:r>
           </w:p>
         </w:tc>
@@ -6022,7 +7864,7 @@
                 <w:sz w:val="20"/>
                 <w:szCs w:val="20"/>
               </w:rPr>
-              <w:t xml:space="preserve">Asymmetric shareholder positions</w:t>
+              <w:t xml:space="preserve">… but economically it has a larger leverage impact than a common MidCo debt of the same size</w:t>
             </w:r>
           </w:p>
         </w:tc>
@@ -6055,7 +7897,7 @@
                 <w:sz w:val="20"/>
                 <w:szCs w:val="20"/>
               </w:rPr>
-              <w:t xml:space="preserve">VINCI owns its 50.01% clean; GIP owns its 49.99% encumbered. VINCI’s effective equity is £1,568m; GIP’s is £1,092m. Change of control is concentrated on the GIP side — an enforcement event against GIP’s shares could transfer the 49.99% to the NAV lender.</w:t>
+              <w:t xml:space="preserve">£475m of debt at GIP HoldCo must be serviced out of distributions from GIP’s 49.99% stake only. To get £1 to GIP, Gatwick has to pay out £2 total (the other half going to VINCI). The grossed-up consolidated-equivalent is £950m — meaning the facility has the same impact on required OpCo distributions as a £950m group-level facility would. Consolidated-equivalent leverage lifts to 7.56×, above even the 6.72× of the actual Rev.2 GAF bond.</w:t>
             </w:r>
           </w:p>
         </w:tc>
@@ -6090,7 +7932,7 @@
                 <w:sz w:val="20"/>
                 <w:szCs w:val="20"/>
               </w:rPr>
-              <w:t xml:space="preserve">Our £125m senior is structurally the same</w:t>
+              <w:t xml:space="preserve">Asymmetric shareholder positions</w:t>
             </w:r>
           </w:p>
         </w:tc>
@@ -6123,7 +7965,7 @@
                 <w:sz w:val="20"/>
                 <w:szCs w:val="20"/>
               </w:rPr>
-              <w:t xml:space="preserve">Rank 1 position unchanged. The £475m is not economically a cushion below us in this structure; it is a separate debt secured on a claim pool we do not touch. Our LTV to the senior is still 51.8% and our consolidated leverage is still 5.89×.</w:t>
+              <w:t xml:space="preserve">VINCI holds its 50.01% clean; GIP holds its 49.99% encumbered. Net equity: VINCI £1,568m vs GIP £1,092m. Change of control is concentrated on the GIP side — an enforcement event against GIP’s shares could transfer the 49.99% to the NAV lender.</w:t>
             </w:r>
           </w:p>
         </w:tc>
@@ -6158,7 +8000,7 @@
                 <w:sz w:val="20"/>
                 <w:szCs w:val="20"/>
               </w:rPr>
-              <w:t xml:space="preserve">But risk profile shifts</w:t>
+              <w:t xml:space="preserve">Our £125m senior is structurally unchanged …</w:t>
             </w:r>
           </w:p>
         </w:tc>
@@ -6191,7 +8033,7 @@
                 <w:sz w:val="20"/>
                 <w:szCs w:val="20"/>
               </w:rPr>
-              <w:t xml:space="preserve">Change of control (partial, 49.99%) becomes more likely than in Rev.2 because GIP can default on its NAV facility without distressing the operating company. In Rev.2, a GAF default would trigger a GF lock-up; here, a GIP HoldCo default does not touch the CTA at all. Worth flagging in the change-of-control regime in Tab 1.</w:t>
+              <w:t xml:space="preserve">Rank 1 position preserved. The £475m is not a priority-waterfall cushion in this structure; it is a separate debt secured on a claim pool we do not touch. Our LTV is still 51.8% and our consolidated leverage is still 5.89×.</w:t>
             </w:r>
           </w:p>
         </w:tc>
@@ -6226,7 +8068,7 @@
                 <w:sz w:val="20"/>
                 <w:szCs w:val="20"/>
               </w:rPr>
-              <w:t xml:space="preserve">No impact on Fitch ratings</w:t>
+              <w:t xml:space="preserve">… but distribution-coverage risk is meaningfully worse</w:t>
             </w:r>
           </w:p>
         </w:tc>
@@ -6259,7 +8101,7 @@
                 <w:sz w:val="20"/>
                 <w:szCs w:val="20"/>
               </w:rPr>
-              <w:t xml:space="preserve">Rating is on the OpCo (GF) group and on GAF (MidCo). In this scenario GAF has no debt, so there is no MidCo rating issue. The GIP HoldCo NAV facility would be rated separately by its own lenders based on the value and volatility of the GIP stake, not on CTA group performance.</w:t>
+              <w:t xml:space="preserve">The grossed-up distribution demand means Gatwick has to distribute £2 for every £1 of GIP NAV debt service. This increases the likelihood of an OpCo distribution lock-up being triggered under stress, because distributions have to be higher than they would be under Rev.2. That can affect our coupon timing even though our rank is unchanged.</w:t>
             </w:r>
           </w:p>
         </w:tc>
@@ -6294,6 +8136,142 @@
                 <w:sz w:val="20"/>
                 <w:szCs w:val="20"/>
               </w:rPr>
+              <w:t xml:space="preserve">Risk profile shifts in two directions at once</w:t>
+            </w:r>
+          </w:p>
+        </w:tc>
+        <w:tc>
+          <w:tcPr>
+            <w:tcW w:type="dxa" w:w="6560"/>
+            <w:tcBorders>
+              <w:top w:val="single" w:color="CCCCCC" w:sz="4"/>
+              <w:left w:val="single" w:color="CCCCCC" w:sz="4"/>
+              <w:bottom w:val="single" w:color="CCCCCC" w:sz="4"/>
+              <w:right w:val="single" w:color="CCCCCC" w:sz="4"/>
+            </w:tcBorders>
+            <w:tcMar>
+              <w:top w:type="dxa" w:w="80"/>
+              <w:left w:type="dxa" w:w="120"/>
+              <w:bottom w:type="dxa" w:w="80"/>
+              <w:right w:type="dxa" w:w="120"/>
+            </w:tcMar>
+          </w:tcPr>
+          <w:p>
+            <w:pPr>
+              <w:spacing w:after="0"/>
+            </w:pPr>
+            <w:r>
+              <w:rPr>
+                <w:rFonts w:ascii="Arial" w:cs="Arial" w:eastAsia="Arial" w:hAnsi="Arial"/>
+                <w:b w:val="false"/>
+                <w:bCs w:val="false"/>
+                <w:color w:val="000000"/>
+                <w:sz w:val="20"/>
+                <w:szCs w:val="20"/>
+              </w:rPr>
+              <w:t xml:space="preserve">(a) Priority-stack cushion is unchanged — we still have £3,135m below us. (b) Distribution-coverage cushion is worse because of the 2× gross-up. (c) Change-of-control exposure is higher on GIP’s side because an enforcement is isolated from the CTA. All three need to be visible in the dashboard.</w:t>
+            </w:r>
+          </w:p>
+        </w:tc>
+      </w:tr>
+      <w:tr>
+        <w:tc>
+          <w:tcPr>
+            <w:tcW w:type="dxa" w:w="2800"/>
+            <w:tcBorders>
+              <w:top w:val="single" w:color="CCCCCC" w:sz="4"/>
+              <w:left w:val="single" w:color="CCCCCC" w:sz="4"/>
+              <w:bottom w:val="single" w:color="CCCCCC" w:sz="4"/>
+              <w:right w:val="single" w:color="CCCCCC" w:sz="4"/>
+            </w:tcBorders>
+            <w:tcMar>
+              <w:top w:type="dxa" w:w="80"/>
+              <w:left w:type="dxa" w:w="120"/>
+              <w:bottom w:type="dxa" w:w="80"/>
+              <w:right w:type="dxa" w:w="120"/>
+            </w:tcMar>
+          </w:tcPr>
+          <w:p>
+            <w:pPr>
+              <w:spacing w:after="0"/>
+            </w:pPr>
+            <w:r>
+              <w:rPr>
+                <w:rFonts w:ascii="Arial" w:cs="Arial" w:eastAsia="Arial" w:hAnsi="Arial"/>
+                <w:b/>
+                <w:bCs/>
+                <w:color w:val="000000"/>
+                <w:sz w:val="20"/>
+                <w:szCs w:val="20"/>
+              </w:rPr>
+              <w:t xml:space="preserve">Rating treatment</w:t>
+            </w:r>
+          </w:p>
+        </w:tc>
+        <w:tc>
+          <w:tcPr>
+            <w:tcW w:type="dxa" w:w="6560"/>
+            <w:tcBorders>
+              <w:top w:val="single" w:color="CCCCCC" w:sz="4"/>
+              <w:left w:val="single" w:color="CCCCCC" w:sz="4"/>
+              <w:bottom w:val="single" w:color="CCCCCC" w:sz="4"/>
+              <w:right w:val="single" w:color="CCCCCC" w:sz="4"/>
+            </w:tcBorders>
+            <w:tcMar>
+              <w:top w:type="dxa" w:w="80"/>
+              <w:left w:type="dxa" w:w="120"/>
+              <w:bottom w:type="dxa" w:w="80"/>
+              <w:right w:type="dxa" w:w="120"/>
+            </w:tcMar>
+          </w:tcPr>
+          <w:p>
+            <w:pPr>
+              <w:spacing w:after="0"/>
+            </w:pPr>
+            <w:r>
+              <w:rPr>
+                <w:rFonts w:ascii="Arial" w:cs="Arial" w:eastAsia="Arial" w:hAnsi="Arial"/>
+                <w:b w:val="false"/>
+                <w:bCs w:val="false"/>
+                <w:color w:val="000000"/>
+                <w:sz w:val="20"/>
+                <w:szCs w:val="20"/>
+              </w:rPr>
+              <w:t xml:space="preserve">Fitch rates the OpCo/GF group and (in Rev.2) the GAF MidCo. In this scenario GAF has no debt so the MidCo rating disappears. A separate lender would rate the GIP HoldCo NAV facility on the value and volatility of the GIP stake rather than on CTA group performance.</w:t>
+            </w:r>
+          </w:p>
+        </w:tc>
+      </w:tr>
+      <w:tr>
+        <w:tc>
+          <w:tcPr>
+            <w:tcW w:type="dxa" w:w="2800"/>
+            <w:tcBorders>
+              <w:top w:val="single" w:color="CCCCCC" w:sz="4"/>
+              <w:left w:val="single" w:color="CCCCCC" w:sz="4"/>
+              <w:bottom w:val="single" w:color="CCCCCC" w:sz="4"/>
+              <w:right w:val="single" w:color="CCCCCC" w:sz="4"/>
+            </w:tcBorders>
+            <w:tcMar>
+              <w:top w:type="dxa" w:w="80"/>
+              <w:left w:type="dxa" w:w="120"/>
+              <w:bottom w:type="dxa" w:w="80"/>
+              <w:right w:type="dxa" w:w="120"/>
+            </w:tcMar>
+          </w:tcPr>
+          <w:p>
+            <w:pPr>
+              <w:spacing w:after="0"/>
+            </w:pPr>
+            <w:r>
+              <w:rPr>
+                <w:rFonts w:ascii="Arial" w:cs="Arial" w:eastAsia="Arial" w:hAnsi="Arial"/>
+                <w:b/>
+                <w:bCs/>
+                <w:color w:val="000000"/>
+                <w:sz w:val="20"/>
+                <w:szCs w:val="20"/>
+              </w:rPr>
               <w:t xml:space="preserve">How the spec must handle it</w:t>
             </w:r>
           </w:p>
@@ -6327,7 +8305,7 @@
                 <w:sz w:val="20"/>
                 <w:szCs w:val="20"/>
               </w:rPr>
-              <w:t xml:space="preserve">The Capital Stack engine must be able to represent debt at an entity that is NOT in the consolidated chain — e.g. a GIP-specific holding vehicle. This is done by marking the entity’s within_security_perimeter=No on Tab 7. Its debt appears in the stack as a parallel claim, visually offset or tagged so it’s clear the debt does not sit in the group leverage.</w:t>
+              <w:t xml:space="preserve">The Capital Stack engine must (i) represent debt at an entity that is outside the consolidated chain — flagged via Tab 7 within_security_perimeter=No — as a parallel claim, AND (ii) compute the grossed-up consolidated-equivalent leverage using the debtor entity’s ownership share. The two leverage lenses (headline CTA-consolidated and grossed-up equivalent) must both be published.</w:t>
             </w:r>
           </w:p>
         </w:tc>
@@ -6360,7 +8338,7 @@
           <w:sz w:val="26"/>
           <w:szCs w:val="26"/>
         </w:rPr>
-        <w:t xml:space="preserve">10. Implications for the Capital Stack specification</w:t>
+        <w:t xml:space="preserve">11. Implications for the Capital Stack specification</w:t>
       </w:r>
     </w:p>
     <w:p>
@@ -6373,7 +8351,7 @@
           <w:sz w:val="22"/>
           <w:szCs w:val="22"/>
         </w:rPr>
-        <w:t xml:space="preserve">This variant surfaces two requirements that were not visible in Rev.2:</w:t>
+        <w:t xml:space="preserve">This variant surfaces five requirements that were not visible in Rev.2:</w:t>
       </w:r>
     </w:p>
     <w:p>
@@ -6391,7 +8369,7 @@
           <w:sz w:val="22"/>
           <w:szCs w:val="22"/>
         </w:rPr>
-        <w:t xml:space="preserve">Entities outside the consolidated chain must render in the stack but should not feed the consolidated leverage metrics. Use Tab 7 within_security_perimeter=No as the flag. The engine should tag any debt on a non-perimeter entity as a “parallel claim” rather than stacking it in the main priority waterfall.</w:t>
+        <w:t xml:space="preserve">Entities outside the consolidated chain must render in the stack but should not feed the CTA-consolidated leverage metrics. Use Tab 7 within_security_perimeter=No as the flag. The engine should tag any debt on a non-perimeter entity as a “parallel claim” rather than stacking it in the main priority waterfall.</w:t>
       </w:r>
     </w:p>
     <w:p>
@@ -6409,7 +8387,7 @@
           <w:sz w:val="22"/>
           <w:szCs w:val="22"/>
         </w:rPr>
-        <w:t xml:space="preserve">Shareholder asymmetry must be captured. The VINCI / GIP split is 50.01 / 49.99 in ownership, but their net equity positions differ materially after shareholder-level debt. The Tab 7 entity for GIP Gatwick Holdings should carry its own 49.99% ownership_pct linked to Ivy Holdco, and Tab 2 should reference that entity as the entity_level for the NAV facility.</w:t>
+        <w:t xml:space="preserve">The engine must compute a grossed-up consolidated-equivalent leverage whenever shareholder-level debt exists at a &lt;100%-owned entity. Formula: gross_up_factor = 1 / ownership_pct at the debtor entity. Equivalent group debt = face_value × gross_up_factor. Publish BOTH the headline CTA leverage and the grossed-up equivalent — they are both needed.</w:t>
       </w:r>
     </w:p>
     <w:p>
@@ -6427,7 +8405,7 @@
           <w:sz w:val="22"/>
           <w:szCs w:val="22"/>
         </w:rPr>
-        <w:t xml:space="preserve">Change-of-control risk becomes a first-class output. When shareholder-level debt exists on part of the ownership, the engine should compute and surface the change-of-control coverage — i.e. the LTV on the pledged shareholding (30.3% here). A spike in that coverage is a lead indicator of potential partial change-of-control before any operating distress.</w:t>
+        <w:t xml:space="preserve">Shareholder asymmetry must be captured. The VINCI / GIP split is 50.01 / 49.99 in ownership, but their net equity positions differ materially after shareholder-level debt. The Tab 7 entity for GIP Gatwick Holdings should carry its own 49.99% ownership_pct linked to Ivy Holdco, and Tab 2 should reference that entity as the entity_level for the NAV facility.</w:t>
       </w:r>
     </w:p>
     <w:p>
@@ -6445,7 +8423,25 @@
           <w:sz w:val="22"/>
           <w:szCs w:val="22"/>
         </w:rPr>
-        <w:t xml:space="preserve">The stack UI needs a “parallel claim” visual treatment. In Rev.2 the stack is linear. In this scenario it branches on the shareholder row — VINCI’s stake runs clean while GIP’s stake carries its own debt. A well-drawn stack makes the asymmetry immediately obvious.</w:t>
+        <w:t xml:space="preserve">Change-of-control risk becomes a first-class output. When shareholder-level debt exists on part of the ownership, the engine should compute and surface the change-of-control coverage — i.e. the LTV on the pledged shareholding (30.3% here). A spike in that coverage is a lead indicator of partial change-of-control before any operating distress.</w:t>
+      </w:r>
+    </w:p>
+    <w:p>
+      <w:pPr>
+        <w:pStyle w:val="ListParagraph"/>
+        <w:numPr>
+          <w:ilvl w:val="0"/>
+          <w:numId w:val="2"/>
+        </w:numPr>
+        <w:spacing w:after="80"/>
+      </w:pPr>
+      <w:r>
+        <w:rPr>
+          <w:rFonts w:ascii="Arial" w:cs="Arial" w:eastAsia="Arial" w:hAnsi="Arial"/>
+          <w:sz w:val="22"/>
+          <w:szCs w:val="22"/>
+        </w:rPr>
+        <w:t xml:space="preserve">The stack UI needs a “parallel claim” visual treatment. In Rev.2 the stack is linear. In this scenario it branches on the shareholder row — VINCI’s stake runs clean while GIP’s stake carries its own debt, with a visible 2× gearing factor label.</w:t>
       </w:r>
     </w:p>
     <w:p>
@@ -6477,7 +8473,7 @@
           <w:sz w:val="22"/>
           <w:szCs w:val="22"/>
         </w:rPr>
-        <w:t xml:space="preserve">Once the spec handles this scenario cleanly, the Capital Stack feature is complete for the realistic range of infrastructure structures: single-level, multi-level consolidated (Rev.2), and shareholder-level parallel (this variant).</w:t>
+        <w:t xml:space="preserve">Once the spec handles this scenario cleanly — including the grossed-up leverage lens — the Capital Stack feature is complete for the realistic range of infrastructure structures: single-level, multi-level consolidated (Rev.2), and shareholder-level parallel with gross-up (this variant).</w:t>
       </w:r>
     </w:p>
     <w:sectPr>
